--- a/Project/Research Project_ File Upload Vulnerabilities in Real-World Applications.docx
+++ b/Project/Research Project_ File Upload Vulnerabilities in Real-World Applications.docx
@@ -276,7 +276,26 @@
       <w:r>
         <w:t>explain exploitation and impact, and provide practical remediation and lab steps.</w:t>
       </w:r>
+      <w:r>
+        <w:br/>
+      </w:r>
+      <w:proofErr w:type="gramStart"/>
+      <w:r>
+        <w:rPr>
+          <w:b/>
+        </w:rPr>
+        <w:t>BY</w:t>
+      </w:r>
+      <w:r>
+        <w:t xml:space="preserve"> :</w:t>
+      </w:r>
+      <w:proofErr w:type="gramEnd"/>
+      <w:r>
+        <w:t xml:space="preserve"> Harsh Kumar</w:t>
+      </w:r>
     </w:p>
+    <w:bookmarkStart w:id="0" w:name="_GoBack"/>
+    <w:bookmarkEnd w:id="0"/>
     <w:p>
       <w:pPr>
         <w:pStyle w:val="BodyText"/>
@@ -364,7 +383,7 @@
               </wp:anchor>
             </w:drawing>
           </mc:Choice>
-          <mc:Fallback xmlns:pic="http://schemas.openxmlformats.org/drawingml/2006/picture" xmlns:a="http://schemas.openxmlformats.org/drawingml/2006/main" xmlns:ve="http://schemas.openxmlformats.org/markup-compatibility/2006">
+          <mc:Fallback xmlns:ve="http://schemas.openxmlformats.org/markup-compatibility/2006" xmlns:a="http://schemas.openxmlformats.org/drawingml/2006/main" xmlns:pic="http://schemas.openxmlformats.org/drawingml/2006/picture">
             <w:pict>
               <v:rect style="position:absolute;margin-left:39.602001pt;margin-top:14.56375pt;width:516.8010pt;height:.5pt;mso-position-horizontal-relative:page;mso-position-vertical-relative:paragraph;z-index:-15728640;mso-wrap-distance-left:0;mso-wrap-distance-right:0" id="docshape5" filled="true" fillcolor="#000000" stroked="false">
                 <v:fill type="solid"/>
@@ -877,7 +896,7 @@
               </wp:anchor>
             </w:drawing>
           </mc:Choice>
-          <mc:Fallback xmlns:pic="http://schemas.openxmlformats.org/drawingml/2006/picture" xmlns:a="http://schemas.openxmlformats.org/drawingml/2006/main" xmlns:ve="http://schemas.openxmlformats.org/markup-compatibility/2006">
+          <mc:Fallback xmlns:ve="http://schemas.openxmlformats.org/markup-compatibility/2006" xmlns:a="http://schemas.openxmlformats.org/drawingml/2006/main" xmlns:pic="http://schemas.openxmlformats.org/drawingml/2006/picture">
             <w:pict>
               <v:rect style="position:absolute;margin-left:39.602001pt;margin-top:14.600453pt;width:516.8010pt;height:.5pt;mso-position-horizontal-relative:page;mso-position-vertical-relative:paragraph;z-index:-15728128;mso-wrap-distance-left:0;mso-wrap-distance-right:0" id="docshape6" filled="true" fillcolor="#000000" stroked="false">
                 <v:fill type="solid"/>
@@ -1206,7 +1225,7 @@
               </wp:anchor>
             </w:drawing>
           </mc:Choice>
-          <mc:Fallback xmlns:pic="http://schemas.openxmlformats.org/drawingml/2006/picture" xmlns:a="http://schemas.openxmlformats.org/drawingml/2006/main" xmlns:ve="http://schemas.openxmlformats.org/markup-compatibility/2006">
+          <mc:Fallback xmlns:ve="http://schemas.openxmlformats.org/markup-compatibility/2006" xmlns:a="http://schemas.openxmlformats.org/drawingml/2006/main" xmlns:pic="http://schemas.openxmlformats.org/drawingml/2006/picture">
             <w:pict>
               <v:rect style="position:absolute;margin-left:39.602001pt;margin-top:14.600453pt;width:516.8010pt;height:.5pt;mso-position-horizontal-relative:page;mso-position-vertical-relative:paragraph;z-index:-15727616;mso-wrap-distance-left:0;mso-wrap-distance-right:0" id="docshape7" filled="true" fillcolor="#000000" stroked="false">
                 <v:fill type="solid"/>
@@ -1864,7 +1883,11 @@
         <w:t xml:space="preserve"> </w:t>
       </w:r>
       <w:r>
-        <w:t xml:space="preserve">store uploads outside </w:t>
+        <w:t xml:space="preserve">store </w:t>
+      </w:r>
+      <w:r>
+        <w:lastRenderedPageBreak/>
+        <w:t xml:space="preserve">uploads outside </w:t>
       </w:r>
       <w:proofErr w:type="spellStart"/>
       <w:r>
@@ -1888,6 +1911,10 @@
         <w:jc w:val="center"/>
       </w:pPr>
       <w:r>
+        <w:rPr>
+          <w:noProof/>
+          <w:lang w:val="en-IN" w:eastAsia="en-IN"/>
+        </w:rPr>
         <w:drawing>
           <wp:inline distT="0" distB="0" distL="0" distR="0" wp14:anchorId="70DECF1E" wp14:editId="1568BF75">
             <wp:extent cx="5943600" cy="3587115"/>
@@ -1958,11 +1985,6 @@
         <w:rPr>
           <w:u w:val="single"/>
         </w:rPr>
-      </w:r>
-      <w:r>
-        <w:rPr>
-          <w:u w:val="single"/>
-        </w:rPr>
         <w:fldChar w:fldCharType="separate"/>
       </w:r>
       <w:r>
@@ -2528,6 +2550,10 @@
         <w:jc w:val="center"/>
       </w:pPr>
       <w:r>
+        <w:rPr>
+          <w:noProof/>
+          <w:lang w:val="en-IN" w:eastAsia="en-IN"/>
+        </w:rPr>
         <w:drawing>
           <wp:inline distT="0" distB="0" distL="0" distR="0" wp14:anchorId="379D2024" wp14:editId="3BBEEF89">
             <wp:extent cx="5943600" cy="2964815"/>
@@ -3081,6 +3107,10 @@
         <w:jc w:val="center"/>
       </w:pPr>
       <w:r>
+        <w:rPr>
+          <w:noProof/>
+          <w:lang w:val="en-IN" w:eastAsia="en-IN"/>
+        </w:rPr>
         <w:lastRenderedPageBreak/>
         <w:drawing>
           <wp:inline distT="0" distB="0" distL="0" distR="0" wp14:anchorId="224B6CBF" wp14:editId="4CC35546">
@@ -3238,7 +3268,7 @@
               </wp:anchor>
             </w:drawing>
           </mc:Choice>
-          <mc:Fallback xmlns:pic="http://schemas.openxmlformats.org/drawingml/2006/picture" xmlns:a="http://schemas.openxmlformats.org/drawingml/2006/main" xmlns:ve="http://schemas.openxmlformats.org/markup-compatibility/2006">
+          <mc:Fallback xmlns:ve="http://schemas.openxmlformats.org/markup-compatibility/2006" xmlns:a="http://schemas.openxmlformats.org/drawingml/2006/main" xmlns:pic="http://schemas.openxmlformats.org/drawingml/2006/picture">
             <w:pict>
               <v:rect style="position:absolute;margin-left:39.602001pt;margin-top:14.600735pt;width:516.8010pt;height:.5pt;mso-position-horizontal-relative:page;mso-position-vertical-relative:paragraph;z-index:-15727104;mso-wrap-distance-left:0;mso-wrap-distance-right:0" id="docshape8" filled="true" fillcolor="#000000" stroked="false">
                 <v:fill type="solid"/>
@@ -4199,7 +4229,7 @@
               </wp:anchor>
             </w:drawing>
           </mc:Choice>
-          <mc:Fallback xmlns:pic="http://schemas.openxmlformats.org/drawingml/2006/picture" xmlns:a="http://schemas.openxmlformats.org/drawingml/2006/main" xmlns:ve="http://schemas.openxmlformats.org/markup-compatibility/2006">
+          <mc:Fallback xmlns:ve="http://schemas.openxmlformats.org/markup-compatibility/2006" xmlns:a="http://schemas.openxmlformats.org/drawingml/2006/main" xmlns:pic="http://schemas.openxmlformats.org/drawingml/2006/picture">
             <w:pict>
               <v:rect style="position:absolute;margin-left:39.602001pt;margin-top:14.590516pt;width:516.8010pt;height:.5pt;mso-position-horizontal-relative:page;mso-position-vertical-relative:paragraph;z-index:-15726592;mso-wrap-distance-left:0;mso-wrap-distance-right:0" id="docshape9" filled="true" fillcolor="#000000" stroked="false">
                 <v:fill type="solid"/>
@@ -5250,7 +5280,7 @@
               </wp:anchor>
             </w:drawing>
           </mc:Choice>
-          <mc:Fallback xmlns:pic="http://schemas.openxmlformats.org/drawingml/2006/picture" xmlns:a="http://schemas.openxmlformats.org/drawingml/2006/main" xmlns:ve="http://schemas.openxmlformats.org/markup-compatibility/2006">
+          <mc:Fallback xmlns:ve="http://schemas.openxmlformats.org/markup-compatibility/2006" xmlns:a="http://schemas.openxmlformats.org/drawingml/2006/main" xmlns:pic="http://schemas.openxmlformats.org/drawingml/2006/picture">
             <w:pict>
               <v:rect style="position:absolute;margin-left:39.602001pt;margin-top:14.114938pt;width:516.8010pt;height:.5pt;mso-position-horizontal-relative:page;mso-position-vertical-relative:paragraph;z-index:-15726080;mso-wrap-distance-left:0;mso-wrap-distance-right:0" id="docshape13" filled="true" fillcolor="#000000" stroked="false">
                 <v:fill type="solid"/>
@@ -5269,7 +5299,7 @@
           <w:sz w:val="36"/>
         </w:rPr>
       </w:pPr>
-      <w:bookmarkStart w:id="0" w:name="X4aa7c89e97cd91873c1adef3cbec8415413c216"/>
+      <w:bookmarkStart w:id="1" w:name="X4aa7c89e97cd91873c1adef3cbec8415413c216"/>
       <w:r>
         <w:rPr>
           <w:sz w:val="36"/>
@@ -5281,7 +5311,7 @@
       <w:pPr>
         <w:pStyle w:val="Heading3"/>
       </w:pPr>
-      <w:bookmarkStart w:id="1" w:name="X25c46bd8c938178f6404571426f1adfc2484f6c"/>
+      <w:bookmarkStart w:id="2" w:name="X25c46bd8c938178f6404571426f1adfc2484f6c"/>
       <w:r>
         <w:t xml:space="preserve">1) Apache </w:t>
       </w:r>
@@ -5467,8 +5497,8 @@
       <w:pPr>
         <w:pStyle w:val="Heading3"/>
       </w:pPr>
-      <w:bookmarkStart w:id="2" w:name="X69090026fafd5d0f3e01a0073d9cdbfdddcd36b"/>
-      <w:bookmarkEnd w:id="1"/>
+      <w:bookmarkStart w:id="3" w:name="X69090026fafd5d0f3e01a0073d9cdbfdddcd36b"/>
+      <w:bookmarkEnd w:id="2"/>
       <w:r>
         <w:t xml:space="preserve">2) </w:t>
       </w:r>
@@ -5638,8 +5668,8 @@
       <w:pPr>
         <w:pStyle w:val="Heading3"/>
       </w:pPr>
-      <w:bookmarkStart w:id="3" w:name="X90ff527268dc431f60b6b9c77da6e6f2141ddb2"/>
-      <w:bookmarkEnd w:id="2"/>
+      <w:bookmarkStart w:id="4" w:name="X90ff527268dc431f60b6b9c77da6e6f2141ddb2"/>
+      <w:bookmarkEnd w:id="3"/>
       <w:r>
         <w:t xml:space="preserve">3) PHP safe upload example (store outside </w:t>
       </w:r>
@@ -7042,7 +7072,7 @@
         <w:t>}</w:t>
       </w:r>
     </w:p>
-    <w:bookmarkEnd w:id="3"/>
+    <w:bookmarkEnd w:id="4"/>
     <w:p>
       <w:pPr>
         <w:pStyle w:val="Heading3"/>
@@ -7594,9 +7624,9 @@
           <w:sz w:val="36"/>
         </w:rPr>
       </w:pPr>
-      <w:bookmarkStart w:id="4" w:name="magic-bytes-check-python"/>
-      <w:bookmarkEnd w:id="0"/>
-      <w:bookmarkEnd w:id="4"/>
+      <w:bookmarkStart w:id="5" w:name="magic-bytes-check-python"/>
+      <w:bookmarkEnd w:id="1"/>
+      <w:bookmarkEnd w:id="5"/>
       <w:r>
         <w:rPr>
           <w:sz w:val="36"/>
@@ -8135,7 +8165,7 @@
               </wp:anchor>
             </w:drawing>
           </mc:Choice>
-          <mc:Fallback xmlns:pic="http://schemas.openxmlformats.org/drawingml/2006/picture" xmlns:a="http://schemas.openxmlformats.org/drawingml/2006/main" xmlns:ve="http://schemas.openxmlformats.org/markup-compatibility/2006">
+          <mc:Fallback xmlns:ve="http://schemas.openxmlformats.org/markup-compatibility/2006" xmlns:a="http://schemas.openxmlformats.org/drawingml/2006/main" xmlns:pic="http://schemas.openxmlformats.org/drawingml/2006/picture">
             <w:pict>
               <v:rect style="position:absolute;margin-left:39.602001pt;margin-top:18.414328pt;width:516.8010pt;height:.5pt;mso-position-horizontal-relative:page;mso-position-vertical-relative:paragraph;z-index:-15725568;mso-wrap-distance-left:0;mso-wrap-distance-right:0" id="docshape14" filled="true" fillcolor="#000000" stroked="false">
                 <v:fill type="solid"/>
@@ -8320,7 +8350,7 @@
               </wp:anchor>
             </w:drawing>
           </mc:Choice>
-          <mc:Fallback xmlns:pic="http://schemas.openxmlformats.org/drawingml/2006/picture" xmlns:a="http://schemas.openxmlformats.org/drawingml/2006/main" xmlns:ve="http://schemas.openxmlformats.org/markup-compatibility/2006">
+          <mc:Fallback xmlns:ve="http://schemas.openxmlformats.org/markup-compatibility/2006" xmlns:a="http://schemas.openxmlformats.org/drawingml/2006/main" xmlns:pic="http://schemas.openxmlformats.org/drawingml/2006/picture">
             <w:pict>
               <v:rect style="position:absolute;margin-left:39.602001pt;margin-top:10.567187pt;width:3pt;height:39.602pt;mso-position-horizontal-relative:page;mso-position-vertical-relative:paragraph;z-index:15733248" id="docshape16" filled="true" fillcolor="#000000" stroked="false">
                 <v:fill type="solid"/>
@@ -19563,1969 +19593,6 @@
     </w:p>
     <w:p>
       <w:pPr>
-        <w:spacing w:before="1"/>
-        <w:ind w:left="83"/>
-        <w:jc w:val="center"/>
-        <w:rPr>
-          <w:rFonts w:ascii="Segoe UI Semibold"/>
-          <w:sz w:val="36"/>
-        </w:rPr>
-      </w:pPr>
-      <w:r>
-        <w:rPr>
-          <w:rFonts w:ascii="Segoe UI Semibold"/>
-          <w:sz w:val="36"/>
-        </w:rPr>
-        <w:t>Advanced</w:t>
-      </w:r>
-      <w:r>
-        <w:rPr>
-          <w:rFonts w:ascii="Segoe UI Semibold"/>
-          <w:spacing w:val="-10"/>
-          <w:sz w:val="36"/>
-        </w:rPr>
-        <w:t xml:space="preserve"> </w:t>
-      </w:r>
-      <w:r>
-        <w:rPr>
-          <w:rFonts w:ascii="Segoe UI Semibold"/>
-          <w:sz w:val="36"/>
-        </w:rPr>
-        <w:t>Attack</w:t>
-      </w:r>
-      <w:r>
-        <w:rPr>
-          <w:rFonts w:ascii="Segoe UI Semibold"/>
-          <w:spacing w:val="-9"/>
-          <w:sz w:val="36"/>
-        </w:rPr>
-        <w:t xml:space="preserve"> </w:t>
-      </w:r>
-      <w:r>
-        <w:rPr>
-          <w:rFonts w:ascii="Segoe UI Semibold"/>
-          <w:sz w:val="36"/>
-        </w:rPr>
-        <w:t>Techniques</w:t>
-      </w:r>
-      <w:r>
-        <w:rPr>
-          <w:rFonts w:ascii="Segoe UI Semibold"/>
-          <w:spacing w:val="-9"/>
-          <w:sz w:val="36"/>
-        </w:rPr>
-        <w:t xml:space="preserve"> </w:t>
-      </w:r>
-      <w:r>
-        <w:rPr>
-          <w:rFonts w:ascii="Segoe UI Semibold"/>
-          <w:sz w:val="36"/>
-        </w:rPr>
-        <w:t>(for</w:t>
-      </w:r>
-      <w:r>
-        <w:rPr>
-          <w:rFonts w:ascii="Segoe UI Semibold"/>
-          <w:spacing w:val="-9"/>
-          <w:sz w:val="36"/>
-        </w:rPr>
-        <w:t xml:space="preserve"> </w:t>
-      </w:r>
-      <w:r>
-        <w:rPr>
-          <w:rFonts w:ascii="Segoe UI Semibold"/>
-          <w:sz w:val="36"/>
-        </w:rPr>
-        <w:t>comprehensive</w:t>
-      </w:r>
-      <w:r>
-        <w:rPr>
-          <w:rFonts w:ascii="Segoe UI Semibold"/>
-          <w:spacing w:val="-9"/>
-          <w:sz w:val="36"/>
-        </w:rPr>
-        <w:t xml:space="preserve"> </w:t>
-      </w:r>
-      <w:r>
-        <w:rPr>
-          <w:rFonts w:ascii="Segoe UI Semibold"/>
-          <w:spacing w:val="-2"/>
-          <w:sz w:val="36"/>
-        </w:rPr>
-        <w:t>testing)</w:t>
-      </w:r>
-    </w:p>
-    <w:p>
-      <w:pPr>
-        <w:spacing w:before="283"/>
-        <w:ind w:left="83"/>
-        <w:rPr>
-          <w:rFonts w:ascii="Segoe UI Semibold"/>
-          <w:sz w:val="27"/>
-        </w:rPr>
-      </w:pPr>
-      <w:r>
-        <w:rPr>
-          <w:rFonts w:ascii="Segoe UI Semibold"/>
-          <w:sz w:val="27"/>
-        </w:rPr>
-        <w:t>Path</w:t>
-      </w:r>
-      <w:r>
-        <w:rPr>
-          <w:rFonts w:ascii="Segoe UI Semibold"/>
-          <w:spacing w:val="-16"/>
-          <w:sz w:val="27"/>
-        </w:rPr>
-        <w:t xml:space="preserve"> </w:t>
-      </w:r>
-      <w:r>
-        <w:rPr>
-          <w:rFonts w:ascii="Segoe UI Semibold"/>
-          <w:sz w:val="27"/>
-        </w:rPr>
-        <w:t>Traversal</w:t>
-      </w:r>
-      <w:r>
-        <w:rPr>
-          <w:rFonts w:ascii="Segoe UI Semibold"/>
-          <w:spacing w:val="-16"/>
-          <w:sz w:val="27"/>
-        </w:rPr>
-        <w:t xml:space="preserve"> </w:t>
-      </w:r>
-      <w:r>
-        <w:rPr>
-          <w:rFonts w:ascii="Segoe UI Semibold"/>
-          <w:spacing w:val="-2"/>
-          <w:sz w:val="27"/>
-        </w:rPr>
-        <w:t>Attempts</w:t>
-      </w:r>
-    </w:p>
-    <w:p>
-      <w:pPr>
-        <w:pStyle w:val="BodyText"/>
-        <w:spacing w:before="8"/>
-        <w:ind w:left="0"/>
-        <w:rPr>
-          <w:rFonts w:ascii="Segoe UI Semibold"/>
-          <w:sz w:val="9"/>
-        </w:rPr>
-      </w:pPr>
-      <w:r>
-        <w:rPr>
-          <w:rFonts w:ascii="Segoe UI Semibold"/>
-          <w:noProof/>
-          <w:sz w:val="9"/>
-          <w:lang w:val="en-IN" w:eastAsia="en-IN"/>
-        </w:rPr>
-        <mc:AlternateContent>
-          <mc:Choice Requires="wpg">
-            <w:drawing>
-              <wp:anchor distT="0" distB="0" distL="0" distR="0" simplePos="0" relativeHeight="487621632" behindDoc="1" locked="0" layoutInCell="1" allowOverlap="1" wp14:anchorId="352562F9" wp14:editId="7652C857">
-                <wp:simplePos x="0" y="0"/>
-                <wp:positionH relativeFrom="page">
-                  <wp:posOffset>502945</wp:posOffset>
-                </wp:positionH>
-                <wp:positionV relativeFrom="paragraph">
-                  <wp:posOffset>96857</wp:posOffset>
-                </wp:positionV>
-                <wp:extent cx="6563359" cy="929640"/>
-                <wp:effectExtent l="0" t="0" r="0" b="0"/>
-                <wp:wrapTopAndBottom/>
-                <wp:docPr id="12" name="Group 12"/>
-                <wp:cNvGraphicFramePr>
-                  <a:graphicFrameLocks xmlns:a="http://schemas.openxmlformats.org/drawingml/2006/main"/>
-                </wp:cNvGraphicFramePr>
-                <a:graphic xmlns:a="http://schemas.openxmlformats.org/drawingml/2006/main">
-                  <a:graphicData uri="http://schemas.microsoft.com/office/word/2010/wordprocessingGroup">
-                    <wpg:wgp>
-                      <wpg:cNvGrpSpPr>
-                        <a:grpSpLocks/>
-                      </wpg:cNvGrpSpPr>
-                      <wpg:grpSpPr>
-                        <a:xfrm>
-                          <a:off x="0" y="0"/>
-                          <a:ext cx="6563359" cy="929640"/>
-                          <a:chOff x="0" y="0"/>
-                          <a:chExt cx="6563359" cy="929640"/>
-                        </a:xfrm>
-                      </wpg:grpSpPr>
-                      <wps:wsp>
-                        <wps:cNvPr id="66" name="Graphic 68"/>
-                        <wps:cNvSpPr/>
-                        <wps:spPr>
-                          <a:xfrm>
-                            <a:off x="0" y="0"/>
-                            <a:ext cx="6563359" cy="929640"/>
-                          </a:xfrm>
-                          <a:custGeom>
-                            <a:avLst/>
-                            <a:gdLst/>
-                            <a:ahLst/>
-                            <a:cxnLst/>
-                            <a:rect l="l" t="t" r="r" b="b"/>
-                            <a:pathLst>
-                              <a:path w="6563359" h="929640">
-                                <a:moveTo>
-                                  <a:pt x="6487109" y="929474"/>
-                                </a:moveTo>
-                                <a:lnTo>
-                                  <a:pt x="76200" y="929474"/>
-                                </a:lnTo>
-                                <a:lnTo>
-                                  <a:pt x="46543" y="923485"/>
-                                </a:lnTo>
-                                <a:lnTo>
-                                  <a:pt x="22321" y="907153"/>
-                                </a:lnTo>
-                                <a:lnTo>
-                                  <a:pt x="5989" y="882931"/>
-                                </a:lnTo>
-                                <a:lnTo>
-                                  <a:pt x="0" y="853274"/>
-                                </a:lnTo>
-                                <a:lnTo>
-                                  <a:pt x="0" y="76200"/>
-                                </a:lnTo>
-                                <a:lnTo>
-                                  <a:pt x="5989" y="46543"/>
-                                </a:lnTo>
-                                <a:lnTo>
-                                  <a:pt x="22321" y="22321"/>
-                                </a:lnTo>
-                                <a:lnTo>
-                                  <a:pt x="46543" y="5989"/>
-                                </a:lnTo>
-                                <a:lnTo>
-                                  <a:pt x="76200" y="0"/>
-                                </a:lnTo>
-                                <a:lnTo>
-                                  <a:pt x="6487109" y="0"/>
-                                </a:lnTo>
-                                <a:lnTo>
-                                  <a:pt x="6516765" y="5989"/>
-                                </a:lnTo>
-                                <a:lnTo>
-                                  <a:pt x="6517300" y="6350"/>
-                                </a:lnTo>
-                                <a:lnTo>
-                                  <a:pt x="76200" y="6350"/>
-                                </a:lnTo>
-                                <a:lnTo>
-                                  <a:pt x="49019" y="11843"/>
-                                </a:lnTo>
-                                <a:lnTo>
-                                  <a:pt x="26816" y="26820"/>
-                                </a:lnTo>
-                                <a:lnTo>
-                                  <a:pt x="11841" y="49024"/>
-                                </a:lnTo>
-                                <a:lnTo>
-                                  <a:pt x="6350" y="76200"/>
-                                </a:lnTo>
-                                <a:lnTo>
-                                  <a:pt x="6350" y="853274"/>
-                                </a:lnTo>
-                                <a:lnTo>
-                                  <a:pt x="11841" y="880449"/>
-                                </a:lnTo>
-                                <a:lnTo>
-                                  <a:pt x="26816" y="902654"/>
-                                </a:lnTo>
-                                <a:lnTo>
-                                  <a:pt x="49019" y="917631"/>
-                                </a:lnTo>
-                                <a:lnTo>
-                                  <a:pt x="76200" y="923124"/>
-                                </a:lnTo>
-                                <a:lnTo>
-                                  <a:pt x="6517300" y="923124"/>
-                                </a:lnTo>
-                                <a:lnTo>
-                                  <a:pt x="6516765" y="923485"/>
-                                </a:lnTo>
-                                <a:lnTo>
-                                  <a:pt x="6487109" y="929474"/>
-                                </a:lnTo>
-                                <a:close/>
-                              </a:path>
-                              <a:path w="6563359" h="929640">
-                                <a:moveTo>
-                                  <a:pt x="6517300" y="923124"/>
-                                </a:moveTo>
-                                <a:lnTo>
-                                  <a:pt x="6487109" y="923124"/>
-                                </a:lnTo>
-                                <a:lnTo>
-                                  <a:pt x="6514289" y="917631"/>
-                                </a:lnTo>
-                                <a:lnTo>
-                                  <a:pt x="6536493" y="902654"/>
-                                </a:lnTo>
-                                <a:lnTo>
-                                  <a:pt x="6551467" y="880449"/>
-                                </a:lnTo>
-                                <a:lnTo>
-                                  <a:pt x="6556959" y="853274"/>
-                                </a:lnTo>
-                                <a:lnTo>
-                                  <a:pt x="6556959" y="76200"/>
-                                </a:lnTo>
-                                <a:lnTo>
-                                  <a:pt x="6551467" y="49024"/>
-                                </a:lnTo>
-                                <a:lnTo>
-                                  <a:pt x="6536493" y="26820"/>
-                                </a:lnTo>
-                                <a:lnTo>
-                                  <a:pt x="6514289" y="11843"/>
-                                </a:lnTo>
-                                <a:lnTo>
-                                  <a:pt x="6487109" y="6350"/>
-                                </a:lnTo>
-                                <a:lnTo>
-                                  <a:pt x="6517300" y="6350"/>
-                                </a:lnTo>
-                                <a:lnTo>
-                                  <a:pt x="6540987" y="22321"/>
-                                </a:lnTo>
-                                <a:lnTo>
-                                  <a:pt x="6557319" y="46543"/>
-                                </a:lnTo>
-                                <a:lnTo>
-                                  <a:pt x="6563309" y="76200"/>
-                                </a:lnTo>
-                                <a:lnTo>
-                                  <a:pt x="6563309" y="853274"/>
-                                </a:lnTo>
-                                <a:lnTo>
-                                  <a:pt x="6557319" y="882931"/>
-                                </a:lnTo>
-                                <a:lnTo>
-                                  <a:pt x="6540987" y="907153"/>
-                                </a:lnTo>
-                                <a:lnTo>
-                                  <a:pt x="6517300" y="923124"/>
-                                </a:lnTo>
-                                <a:close/>
-                              </a:path>
-                            </a:pathLst>
-                          </a:custGeom>
-                          <a:solidFill>
-                            <a:srgbClr val="000000"/>
-                          </a:solidFill>
-                        </wps:spPr>
-                        <wps:bodyPr wrap="square" lIns="0" tIns="0" rIns="0" bIns="0" rtlCol="0">
-                          <a:prstTxWarp prst="textNoShape">
-                            <a:avLst/>
-                          </a:prstTxWarp>
-                          <a:noAutofit/>
-                        </wps:bodyPr>
-                      </wps:wsp>
-                      <wps:wsp>
-                        <wps:cNvPr id="68" name="Textbox 69"/>
-                        <wps:cNvSpPr txBox="1"/>
-                        <wps:spPr>
-                          <a:xfrm>
-                            <a:off x="0" y="0"/>
-                            <a:ext cx="6563359" cy="929640"/>
-                          </a:xfrm>
-                          <a:prstGeom prst="rect">
-                            <a:avLst/>
-                          </a:prstGeom>
-                        </wps:spPr>
-                        <wps:txbx>
-                          <w:txbxContent>
-                            <w:p>
-                              <w:pPr>
-                                <w:spacing w:before="254"/>
-                                <w:ind w:left="219"/>
-                                <w:rPr>
-                                  <w:sz w:val="21"/>
-                                </w:rPr>
-                              </w:pPr>
-                              <w:r>
-                                <w:rPr>
-                                  <w:color w:val="AAB1BF"/>
-                                  <w:spacing w:val="-2"/>
-                                  <w:sz w:val="21"/>
-                                  <w14:shadow w14:blurRad="0" w14:dist="50800" w14:dir="0" w14:sx="100000" w14:sy="100000" w14:kx="0" w14:ky="0" w14:algn="tl">
-                                    <w14:srgbClr w14:val="000000"/>
-                                  </w14:shadow>
-                                </w:rPr>
-                                <w:t>../../../</w:t>
-                              </w:r>
-                              <w:proofErr w:type="spellStart"/>
-                              <w:r>
-                                <w:rPr>
-                                  <w:color w:val="AAB1BF"/>
-                                  <w:spacing w:val="-2"/>
-                                  <w:sz w:val="21"/>
-                                  <w14:shadow w14:blurRad="0" w14:dist="50800" w14:dir="0" w14:sx="100000" w14:sy="100000" w14:kx="0" w14:ky="0" w14:algn="tl">
-                                    <w14:srgbClr w14:val="000000"/>
-                                  </w14:shadow>
-                                </w:rPr>
-                                <w:t>shell.php</w:t>
-                              </w:r>
-                              <w:proofErr w:type="spellEnd"/>
-                            </w:p>
-                            <w:p>
-                              <w:pPr>
-                                <w:tabs>
-                                  <w:tab w:val="left" w:leader="dot" w:pos="747"/>
-                                </w:tabs>
-                                <w:spacing w:before="62"/>
-                                <w:ind w:left="219"/>
-                                <w:rPr>
-                                  <w:sz w:val="21"/>
-                                </w:rPr>
-                              </w:pPr>
-                              <w:r>
-                                <w:rPr>
-                                  <w:color w:val="AAB1BF"/>
-                                  <w:spacing w:val="-2"/>
-                                  <w:sz w:val="21"/>
-                                  <w14:shadow w14:blurRad="0" w14:dist="50800" w14:dir="0" w14:sx="100000" w14:sy="100000" w14:kx="0" w14:ky="0" w14:algn="tl">
-                                    <w14:srgbClr w14:val="000000"/>
-                                  </w14:shadow>
-                                </w:rPr>
-                                <w:t>....//</w:t>
-                              </w:r>
-                              <w:r>
-                                <w:rPr>
-                                  <w:color w:val="AAB1BF"/>
-                                  <w:sz w:val="21"/>
-                                </w:rPr>
-                                <w:tab/>
-                              </w:r>
-                              <w:r>
-                                <w:rPr>
-                                  <w:color w:val="AAB1BF"/>
-                                  <w:spacing w:val="-2"/>
-                                  <w:sz w:val="21"/>
-                                  <w14:shadow w14:blurRad="0" w14:dist="50800" w14:dir="0" w14:sx="100000" w14:sy="100000" w14:kx="0" w14:ky="0" w14:algn="tl">
-                                    <w14:srgbClr w14:val="000000"/>
-                                  </w14:shadow>
-                                </w:rPr>
-                                <w:t>//</w:t>
-                              </w:r>
-                              <w:proofErr w:type="spellStart"/>
-                              <w:r>
-                                <w:rPr>
-                                  <w:color w:val="AAB1BF"/>
-                                  <w:spacing w:val="-2"/>
-                                  <w:sz w:val="21"/>
-                                  <w14:shadow w14:blurRad="0" w14:dist="50800" w14:dir="0" w14:sx="100000" w14:sy="100000" w14:kx="0" w14:ky="0" w14:algn="tl">
-                                    <w14:srgbClr w14:val="000000"/>
-                                  </w14:shadow>
-                                </w:rPr>
-                                <w:t>shell.php</w:t>
-                              </w:r>
-                              <w:proofErr w:type="spellEnd"/>
-                            </w:p>
-                            <w:p>
-                              <w:pPr>
-                                <w:spacing w:before="61"/>
-                                <w:ind w:left="219"/>
-                                <w:rPr>
-                                  <w:sz w:val="21"/>
-                                </w:rPr>
-                              </w:pPr>
-                              <w:r>
-                                <w:rPr>
-                                  <w:color w:val="AAB1BF"/>
-                                  <w:sz w:val="21"/>
-                                  <w14:shadow w14:blurRad="0" w14:dist="50800" w14:dir="0" w14:sx="100000" w14:sy="100000" w14:kx="0" w14:ky="0" w14:algn="tl">
-                                    <w14:srgbClr w14:val="000000"/>
-                                  </w14:shadow>
-                                </w:rPr>
-                                <w:t>shell.php%00.jpg</w:t>
-                              </w:r>
-                              <w:r>
-                                <w:rPr>
-                                  <w:color w:val="AAB1BF"/>
-                                  <w:spacing w:val="-1"/>
-                                  <w:sz w:val="21"/>
-                                </w:rPr>
-                                <w:t xml:space="preserve"> </w:t>
-                              </w:r>
-                              <w:r>
-                                <w:rPr>
-                                  <w:color w:val="AAB1BF"/>
-                                  <w:sz w:val="21"/>
-                                  <w14:shadow w14:blurRad="0" w14:dist="50800" w14:dir="0" w14:sx="100000" w14:sy="100000" w14:kx="0" w14:ky="0" w14:algn="tl">
-                                    <w14:srgbClr w14:val="000000"/>
-                                  </w14:shadow>
-                                </w:rPr>
-                                <w:t>(null</w:t>
-                              </w:r>
-                              <w:r>
-                                <w:rPr>
-                                  <w:color w:val="AAB1BF"/>
-                                  <w:spacing w:val="-1"/>
-                                  <w:sz w:val="21"/>
-                                </w:rPr>
-                                <w:t xml:space="preserve"> </w:t>
-                              </w:r>
-                              <w:r>
-                                <w:rPr>
-                                  <w:color w:val="AAB1BF"/>
-                                  <w:sz w:val="21"/>
-                                  <w14:shadow w14:blurRad="0" w14:dist="50800" w14:dir="0" w14:sx="100000" w14:sy="100000" w14:kx="0" w14:ky="0" w14:algn="tl">
-                                    <w14:srgbClr w14:val="000000"/>
-                                  </w14:shadow>
-                                </w:rPr>
-                                <w:t>byte</w:t>
-                              </w:r>
-                              <w:r>
-                                <w:rPr>
-                                  <w:color w:val="AAB1BF"/>
-                                  <w:sz w:val="21"/>
-                                </w:rPr>
-                                <w:t xml:space="preserve"> </w:t>
-                              </w:r>
-                              <w:r>
-                                <w:rPr>
-                                  <w:color w:val="AAB1BF"/>
-                                  <w:spacing w:val="-2"/>
-                                  <w:sz w:val="21"/>
-                                  <w14:shadow w14:blurRad="0" w14:dist="50800" w14:dir="0" w14:sx="100000" w14:sy="100000" w14:kx="0" w14:ky="0" w14:algn="tl">
-                                    <w14:srgbClr w14:val="000000"/>
-                                  </w14:shadow>
-                                </w:rPr>
-                                <w:t>injection)</w:t>
-                              </w:r>
-                            </w:p>
-                          </w:txbxContent>
-                        </wps:txbx>
-                        <wps:bodyPr wrap="square" lIns="0" tIns="0" rIns="0" bIns="0" rtlCol="0">
-                          <a:noAutofit/>
-                        </wps:bodyPr>
-                      </wps:wsp>
-                    </wpg:wgp>
-                  </a:graphicData>
-                </a:graphic>
-              </wp:anchor>
-            </w:drawing>
-          </mc:Choice>
-          <mc:Fallback>
-            <w:pict>
-              <v:group id="Group 12" o:spid="_x0000_s1071" style="position:absolute;margin-left:39.6pt;margin-top:7.65pt;width:516.8pt;height:73.2pt;z-index:-15694848;mso-wrap-distance-left:0;mso-wrap-distance-right:0;mso-position-horizontal-relative:page" coordsize="65633,9296" o:gfxdata="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">
-                <v:shape id="Graphic 68" o:spid="_x0000_s1072" style="position:absolute;width:65633;height:9296;visibility:visible;mso-wrap-style:square;v-text-anchor:top" coordsize="6563359,929640" o:gfxdata="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" path="m6487109,929474r-6410909,l46543,923485,22321,907153,5989,882931,,853274,,76200,5989,46543,22321,22321,46543,5989,76200,,6487109,r29656,5989l6517300,6350r-6441100,l49019,11843,26816,26820,11841,49024,6350,76200r,777074l11841,880449r14975,22205l49019,917631r27181,5493l6517300,923124r-535,361l6487109,929474xem6517300,923124r-30191,l6514289,917631r22204,-14977l6551467,880449r5492,-27175l6556959,76200r-5492,-27176l6536493,26820,6514289,11843,6487109,6350r30191,l6540987,22321r16332,24222l6563309,76200r,777074l6557319,882931r-16332,24222l6517300,923124xe" fillcolor="black" stroked="f">
-                  <v:path arrowok="t"/>
-                </v:shape>
-                <v:shape id="Textbox 69" o:spid="_x0000_s1073" type="#_x0000_t202" style="position:absolute;width:65633;height:9296;visibility:visible;mso-wrap-style:square;v-text-anchor:top" o:gfxdata="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" filled="f" stroked="f">
-                  <v:textbox inset="0,0,0,0">
-                    <w:txbxContent>
-                      <w:p>
-                        <w:pPr>
-                          <w:spacing w:before="254"/>
-                          <w:ind w:left="219"/>
-                          <w:rPr>
-                            <w:sz w:val="21"/>
-                          </w:rPr>
-                        </w:pPr>
-                        <w:r>
-                          <w:rPr>
-                            <w:color w:val="AAB1BF"/>
-                            <w:spacing w:val="-2"/>
-                            <w:sz w:val="21"/>
-                            <w14:shadow w14:blurRad="0" w14:dist="50800" w14:dir="0" w14:sx="100000" w14:sy="100000" w14:kx="0" w14:ky="0" w14:algn="tl">
-                              <w14:srgbClr w14:val="000000"/>
-                            </w14:shadow>
-                          </w:rPr>
-                          <w:t>../../../</w:t>
-                        </w:r>
-                        <w:proofErr w:type="spellStart"/>
-                        <w:r>
-                          <w:rPr>
-                            <w:color w:val="AAB1BF"/>
-                            <w:spacing w:val="-2"/>
-                            <w:sz w:val="21"/>
-                            <w14:shadow w14:blurRad="0" w14:dist="50800" w14:dir="0" w14:sx="100000" w14:sy="100000" w14:kx="0" w14:ky="0" w14:algn="tl">
-                              <w14:srgbClr w14:val="000000"/>
-                            </w14:shadow>
-                          </w:rPr>
-                          <w:t>shell.php</w:t>
-                        </w:r>
-                        <w:proofErr w:type="spellEnd"/>
-                      </w:p>
-                      <w:p>
-                        <w:pPr>
-                          <w:tabs>
-                            <w:tab w:val="left" w:leader="dot" w:pos="747"/>
-                          </w:tabs>
-                          <w:spacing w:before="62"/>
-                          <w:ind w:left="219"/>
-                          <w:rPr>
-                            <w:sz w:val="21"/>
-                          </w:rPr>
-                        </w:pPr>
-                        <w:r>
-                          <w:rPr>
-                            <w:color w:val="AAB1BF"/>
-                            <w:spacing w:val="-2"/>
-                            <w:sz w:val="21"/>
-                            <w14:shadow w14:blurRad="0" w14:dist="50800" w14:dir="0" w14:sx="100000" w14:sy="100000" w14:kx="0" w14:ky="0" w14:algn="tl">
-                              <w14:srgbClr w14:val="000000"/>
-                            </w14:shadow>
-                          </w:rPr>
-                          <w:t>....//</w:t>
-                        </w:r>
-                        <w:r>
-                          <w:rPr>
-                            <w:color w:val="AAB1BF"/>
-                            <w:sz w:val="21"/>
-                          </w:rPr>
-                          <w:tab/>
-                        </w:r>
-                        <w:r>
-                          <w:rPr>
-                            <w:color w:val="AAB1BF"/>
-                            <w:spacing w:val="-2"/>
-                            <w:sz w:val="21"/>
-                            <w14:shadow w14:blurRad="0" w14:dist="50800" w14:dir="0" w14:sx="100000" w14:sy="100000" w14:kx="0" w14:ky="0" w14:algn="tl">
-                              <w14:srgbClr w14:val="000000"/>
-                            </w14:shadow>
-                          </w:rPr>
-                          <w:t>//</w:t>
-                        </w:r>
-                        <w:proofErr w:type="spellStart"/>
-                        <w:r>
-                          <w:rPr>
-                            <w:color w:val="AAB1BF"/>
-                            <w:spacing w:val="-2"/>
-                            <w:sz w:val="21"/>
-                            <w14:shadow w14:blurRad="0" w14:dist="50800" w14:dir="0" w14:sx="100000" w14:sy="100000" w14:kx="0" w14:ky="0" w14:algn="tl">
-                              <w14:srgbClr w14:val="000000"/>
-                            </w14:shadow>
-                          </w:rPr>
-                          <w:t>shell.php</w:t>
-                        </w:r>
-                        <w:proofErr w:type="spellEnd"/>
-                      </w:p>
-                      <w:p>
-                        <w:pPr>
-                          <w:spacing w:before="61"/>
-                          <w:ind w:left="219"/>
-                          <w:rPr>
-                            <w:sz w:val="21"/>
-                          </w:rPr>
-                        </w:pPr>
-                        <w:r>
-                          <w:rPr>
-                            <w:color w:val="AAB1BF"/>
-                            <w:sz w:val="21"/>
-                            <w14:shadow w14:blurRad="0" w14:dist="50800" w14:dir="0" w14:sx="100000" w14:sy="100000" w14:kx="0" w14:ky="0" w14:algn="tl">
-                              <w14:srgbClr w14:val="000000"/>
-                            </w14:shadow>
-                          </w:rPr>
-                          <w:t>shell.php%00.jpg</w:t>
-                        </w:r>
-                        <w:r>
-                          <w:rPr>
-                            <w:color w:val="AAB1BF"/>
-                            <w:spacing w:val="-1"/>
-                            <w:sz w:val="21"/>
-                          </w:rPr>
-                          <w:t xml:space="preserve"> </w:t>
-                        </w:r>
-                        <w:r>
-                          <w:rPr>
-                            <w:color w:val="AAB1BF"/>
-                            <w:sz w:val="21"/>
-                            <w14:shadow w14:blurRad="0" w14:dist="50800" w14:dir="0" w14:sx="100000" w14:sy="100000" w14:kx="0" w14:ky="0" w14:algn="tl">
-                              <w14:srgbClr w14:val="000000"/>
-                            </w14:shadow>
-                          </w:rPr>
-                          <w:t>(null</w:t>
-                        </w:r>
-                        <w:r>
-                          <w:rPr>
-                            <w:color w:val="AAB1BF"/>
-                            <w:spacing w:val="-1"/>
-                            <w:sz w:val="21"/>
-                          </w:rPr>
-                          <w:t xml:space="preserve"> </w:t>
-                        </w:r>
-                        <w:r>
-                          <w:rPr>
-                            <w:color w:val="AAB1BF"/>
-                            <w:sz w:val="21"/>
-                            <w14:shadow w14:blurRad="0" w14:dist="50800" w14:dir="0" w14:sx="100000" w14:sy="100000" w14:kx="0" w14:ky="0" w14:algn="tl">
-                              <w14:srgbClr w14:val="000000"/>
-                            </w14:shadow>
-                          </w:rPr>
-                          <w:t>byte</w:t>
-                        </w:r>
-                        <w:r>
-                          <w:rPr>
-                            <w:color w:val="AAB1BF"/>
-                            <w:sz w:val="21"/>
-                          </w:rPr>
-                          <w:t xml:space="preserve"> </w:t>
-                        </w:r>
-                        <w:r>
-                          <w:rPr>
-                            <w:color w:val="AAB1BF"/>
-                            <w:spacing w:val="-2"/>
-                            <w:sz w:val="21"/>
-                            <w14:shadow w14:blurRad="0" w14:dist="50800" w14:dir="0" w14:sx="100000" w14:sy="100000" w14:kx="0" w14:ky="0" w14:algn="tl">
-                              <w14:srgbClr w14:val="000000"/>
-                            </w14:shadow>
-                          </w:rPr>
-                          <w:t>injection)</w:t>
-                        </w:r>
-                      </w:p>
-                    </w:txbxContent>
-                  </v:textbox>
-                </v:shape>
-                <w10:wrap type="topAndBottom" anchorx="page"/>
-              </v:group>
-            </w:pict>
-          </mc:Fallback>
-        </mc:AlternateContent>
-      </w:r>
-    </w:p>
-    <w:p>
-      <w:pPr>
-        <w:spacing w:before="298"/>
-        <w:ind w:left="83"/>
-        <w:rPr>
-          <w:rFonts w:ascii="Segoe UI Semibold"/>
-          <w:sz w:val="27"/>
-        </w:rPr>
-      </w:pPr>
-      <w:r>
-        <w:rPr>
-          <w:rFonts w:ascii="Segoe UI Semibold"/>
-          <w:spacing w:val="-2"/>
-          <w:sz w:val="27"/>
-        </w:rPr>
-        <w:t>Content-Type</w:t>
-      </w:r>
-      <w:r>
-        <w:rPr>
-          <w:rFonts w:ascii="Segoe UI Semibold"/>
-          <w:spacing w:val="-6"/>
-          <w:sz w:val="27"/>
-        </w:rPr>
-        <w:t xml:space="preserve"> </w:t>
-      </w:r>
-      <w:r>
-        <w:rPr>
-          <w:rFonts w:ascii="Segoe UI Semibold"/>
-          <w:spacing w:val="-2"/>
-          <w:sz w:val="27"/>
-        </w:rPr>
-        <w:t>Manipulation</w:t>
-      </w:r>
-    </w:p>
-    <w:p>
-      <w:pPr>
-        <w:pStyle w:val="BodyText"/>
-        <w:spacing w:before="9"/>
-        <w:ind w:left="0"/>
-        <w:rPr>
-          <w:rFonts w:ascii="Segoe UI Semibold"/>
-          <w:sz w:val="9"/>
-        </w:rPr>
-      </w:pPr>
-      <w:r>
-        <w:rPr>
-          <w:rFonts w:ascii="Segoe UI Semibold"/>
-          <w:noProof/>
-          <w:sz w:val="9"/>
-          <w:lang w:val="en-IN" w:eastAsia="en-IN"/>
-        </w:rPr>
-        <mc:AlternateContent>
-          <mc:Choice Requires="wpg">
-            <w:drawing>
-              <wp:anchor distT="0" distB="0" distL="0" distR="0" simplePos="0" relativeHeight="487622656" behindDoc="1" locked="0" layoutInCell="1" allowOverlap="1" wp14:anchorId="60DCA24C" wp14:editId="0B4B1EA5">
-                <wp:simplePos x="0" y="0"/>
-                <wp:positionH relativeFrom="page">
-                  <wp:posOffset>502945</wp:posOffset>
-                </wp:positionH>
-                <wp:positionV relativeFrom="paragraph">
-                  <wp:posOffset>97078</wp:posOffset>
-                </wp:positionV>
-                <wp:extent cx="6563359" cy="929640"/>
-                <wp:effectExtent l="0" t="0" r="0" b="0"/>
-                <wp:wrapTopAndBottom/>
-                <wp:docPr id="70" name="Group 70"/>
-                <wp:cNvGraphicFramePr>
-                  <a:graphicFrameLocks xmlns:a="http://schemas.openxmlformats.org/drawingml/2006/main"/>
-                </wp:cNvGraphicFramePr>
-                <a:graphic xmlns:a="http://schemas.openxmlformats.org/drawingml/2006/main">
-                  <a:graphicData uri="http://schemas.microsoft.com/office/word/2010/wordprocessingGroup">
-                    <wpg:wgp>
-                      <wpg:cNvGrpSpPr>
-                        <a:grpSpLocks/>
-                      </wpg:cNvGrpSpPr>
-                      <wpg:grpSpPr>
-                        <a:xfrm>
-                          <a:off x="0" y="0"/>
-                          <a:ext cx="6563359" cy="929640"/>
-                          <a:chOff x="0" y="0"/>
-                          <a:chExt cx="6563359" cy="929640"/>
-                        </a:xfrm>
-                      </wpg:grpSpPr>
-                      <wps:wsp>
-                        <wps:cNvPr id="73" name="Graphic 71"/>
-                        <wps:cNvSpPr/>
-                        <wps:spPr>
-                          <a:xfrm>
-                            <a:off x="0" y="0"/>
-                            <a:ext cx="6563359" cy="929640"/>
-                          </a:xfrm>
-                          <a:custGeom>
-                            <a:avLst/>
-                            <a:gdLst/>
-                            <a:ahLst/>
-                            <a:cxnLst/>
-                            <a:rect l="l" t="t" r="r" b="b"/>
-                            <a:pathLst>
-                              <a:path w="6563359" h="929640">
-                                <a:moveTo>
-                                  <a:pt x="6487109" y="929487"/>
-                                </a:moveTo>
-                                <a:lnTo>
-                                  <a:pt x="76200" y="929487"/>
-                                </a:lnTo>
-                                <a:lnTo>
-                                  <a:pt x="46543" y="923496"/>
-                                </a:lnTo>
-                                <a:lnTo>
-                                  <a:pt x="22321" y="907160"/>
-                                </a:lnTo>
-                                <a:lnTo>
-                                  <a:pt x="5989" y="882938"/>
-                                </a:lnTo>
-                                <a:lnTo>
-                                  <a:pt x="0" y="853287"/>
-                                </a:lnTo>
-                                <a:lnTo>
-                                  <a:pt x="0" y="76200"/>
-                                </a:lnTo>
-                                <a:lnTo>
-                                  <a:pt x="5989" y="46548"/>
-                                </a:lnTo>
-                                <a:lnTo>
-                                  <a:pt x="22321" y="22326"/>
-                                </a:lnTo>
-                                <a:lnTo>
-                                  <a:pt x="46543" y="5991"/>
-                                </a:lnTo>
-                                <a:lnTo>
-                                  <a:pt x="76200" y="0"/>
-                                </a:lnTo>
-                                <a:lnTo>
-                                  <a:pt x="6487109" y="0"/>
-                                </a:lnTo>
-                                <a:lnTo>
-                                  <a:pt x="6516765" y="5991"/>
-                                </a:lnTo>
-                                <a:lnTo>
-                                  <a:pt x="6517297" y="6350"/>
-                                </a:lnTo>
-                                <a:lnTo>
-                                  <a:pt x="76200" y="6350"/>
-                                </a:lnTo>
-                                <a:lnTo>
-                                  <a:pt x="49019" y="11843"/>
-                                </a:lnTo>
-                                <a:lnTo>
-                                  <a:pt x="26816" y="26820"/>
-                                </a:lnTo>
-                                <a:lnTo>
-                                  <a:pt x="11841" y="49024"/>
-                                </a:lnTo>
-                                <a:lnTo>
-                                  <a:pt x="6350" y="76200"/>
-                                </a:lnTo>
-                                <a:lnTo>
-                                  <a:pt x="6350" y="853287"/>
-                                </a:lnTo>
-                                <a:lnTo>
-                                  <a:pt x="11841" y="880462"/>
-                                </a:lnTo>
-                                <a:lnTo>
-                                  <a:pt x="26816" y="902666"/>
-                                </a:lnTo>
-                                <a:lnTo>
-                                  <a:pt x="49019" y="917643"/>
-                                </a:lnTo>
-                                <a:lnTo>
-                                  <a:pt x="76200" y="923137"/>
-                                </a:lnTo>
-                                <a:lnTo>
-                                  <a:pt x="6517297" y="923137"/>
-                                </a:lnTo>
-                                <a:lnTo>
-                                  <a:pt x="6516765" y="923496"/>
-                                </a:lnTo>
-                                <a:lnTo>
-                                  <a:pt x="6487109" y="929487"/>
-                                </a:lnTo>
-                                <a:close/>
-                              </a:path>
-                              <a:path w="6563359" h="929640">
-                                <a:moveTo>
-                                  <a:pt x="6517297" y="923137"/>
-                                </a:moveTo>
-                                <a:lnTo>
-                                  <a:pt x="6487109" y="923137"/>
-                                </a:lnTo>
-                                <a:lnTo>
-                                  <a:pt x="6514289" y="917643"/>
-                                </a:lnTo>
-                                <a:lnTo>
-                                  <a:pt x="6536493" y="902666"/>
-                                </a:lnTo>
-                                <a:lnTo>
-                                  <a:pt x="6551467" y="880462"/>
-                                </a:lnTo>
-                                <a:lnTo>
-                                  <a:pt x="6556959" y="853287"/>
-                                </a:lnTo>
-                                <a:lnTo>
-                                  <a:pt x="6556959" y="76200"/>
-                                </a:lnTo>
-                                <a:lnTo>
-                                  <a:pt x="6551467" y="49024"/>
-                                </a:lnTo>
-                                <a:lnTo>
-                                  <a:pt x="6536493" y="26820"/>
-                                </a:lnTo>
-                                <a:lnTo>
-                                  <a:pt x="6514289" y="11843"/>
-                                </a:lnTo>
-                                <a:lnTo>
-                                  <a:pt x="6487109" y="6350"/>
-                                </a:lnTo>
-                                <a:lnTo>
-                                  <a:pt x="6517297" y="6350"/>
-                                </a:lnTo>
-                                <a:lnTo>
-                                  <a:pt x="6540987" y="22326"/>
-                                </a:lnTo>
-                                <a:lnTo>
-                                  <a:pt x="6557319" y="46548"/>
-                                </a:lnTo>
-                                <a:lnTo>
-                                  <a:pt x="6563309" y="76200"/>
-                                </a:lnTo>
-                                <a:lnTo>
-                                  <a:pt x="6563309" y="853287"/>
-                                </a:lnTo>
-                                <a:lnTo>
-                                  <a:pt x="6557319" y="882938"/>
-                                </a:lnTo>
-                                <a:lnTo>
-                                  <a:pt x="6540987" y="907160"/>
-                                </a:lnTo>
-                                <a:lnTo>
-                                  <a:pt x="6517297" y="923137"/>
-                                </a:lnTo>
-                                <a:close/>
-                              </a:path>
-                            </a:pathLst>
-                          </a:custGeom>
-                          <a:solidFill>
-                            <a:srgbClr val="000000"/>
-                          </a:solidFill>
-                        </wps:spPr>
-                        <wps:bodyPr wrap="square" lIns="0" tIns="0" rIns="0" bIns="0" rtlCol="0">
-                          <a:prstTxWarp prst="textNoShape">
-                            <a:avLst/>
-                          </a:prstTxWarp>
-                          <a:noAutofit/>
-                        </wps:bodyPr>
-                      </wps:wsp>
-                      <wps:wsp>
-                        <wps:cNvPr id="74" name="Textbox 72"/>
-                        <wps:cNvSpPr txBox="1"/>
-                        <wps:spPr>
-                          <a:xfrm>
-                            <a:off x="0" y="0"/>
-                            <a:ext cx="6563359" cy="929640"/>
-                          </a:xfrm>
-                          <a:prstGeom prst="rect">
-                            <a:avLst/>
-                          </a:prstGeom>
-                        </wps:spPr>
-                        <wps:txbx>
-                          <w:txbxContent>
-                            <w:p>
-                              <w:pPr>
-                                <w:spacing w:before="254" w:line="292" w:lineRule="auto"/>
-                                <w:ind w:left="219" w:right="5584"/>
-                                <w:rPr>
-                                  <w:sz w:val="21"/>
-                                </w:rPr>
-                              </w:pPr>
-                              <w:r>
-                                <w:rPr>
-                                  <w:color w:val="AAB1BF"/>
-                                  <w:sz w:val="21"/>
-                                  <w14:shadow w14:blurRad="0" w14:dist="50800" w14:dir="0" w14:sx="100000" w14:sy="100000" w14:kx="0" w14:ky="0" w14:algn="tl">
-                                    <w14:srgbClr w14:val="000000"/>
-                                  </w14:shadow>
-                                </w:rPr>
-                                <w:t>Content-Type:</w:t>
-                              </w:r>
-                              <w:r>
-                                <w:rPr>
-                                  <w:color w:val="AAB1BF"/>
-                                  <w:spacing w:val="-13"/>
-                                  <w:sz w:val="21"/>
-                                </w:rPr>
-                                <w:t xml:space="preserve"> </w:t>
-                              </w:r>
-                              <w:r>
-                                <w:rPr>
-                                  <w:color w:val="AAB1BF"/>
-                                  <w:sz w:val="21"/>
-                                  <w14:shadow w14:blurRad="0" w14:dist="50800" w14:dir="0" w14:sx="100000" w14:sy="100000" w14:kx="0" w14:ky="0" w14:algn="tl">
-                                    <w14:srgbClr w14:val="000000"/>
-                                  </w14:shadow>
-                                </w:rPr>
-                                <w:t>image/jpeg</w:t>
-                              </w:r>
-                              <w:r>
-                                <w:rPr>
-                                  <w:color w:val="AAB1BF"/>
-                                  <w:spacing w:val="-13"/>
-                                  <w:sz w:val="21"/>
-                                </w:rPr>
-                                <w:t xml:space="preserve"> </w:t>
-                              </w:r>
-                              <w:r>
-                                <w:rPr>
-                                  <w:color w:val="AAB1BF"/>
-                                  <w:sz w:val="21"/>
-                                  <w14:shadow w14:blurRad="0" w14:dist="50800" w14:dir="0" w14:sx="100000" w14:sy="100000" w14:kx="0" w14:ky="0" w14:algn="tl">
-                                    <w14:srgbClr w14:val="000000"/>
-                                  </w14:shadow>
-                                </w:rPr>
-                                <w:t>(while</w:t>
-                              </w:r>
-                              <w:r>
-                                <w:rPr>
-                                  <w:color w:val="AAB1BF"/>
-                                  <w:spacing w:val="-13"/>
-                                  <w:sz w:val="21"/>
-                                </w:rPr>
-                                <w:t xml:space="preserve"> </w:t>
-                              </w:r>
-                              <w:r>
-                                <w:rPr>
-                                  <w:color w:val="AAB1BF"/>
-                                  <w:sz w:val="21"/>
-                                  <w14:shadow w14:blurRad="0" w14:dist="50800" w14:dir="0" w14:sx="100000" w14:sy="100000" w14:kx="0" w14:ky="0" w14:algn="tl">
-                                    <w14:srgbClr w14:val="000000"/>
-                                  </w14:shadow>
-                                </w:rPr>
-                                <w:t>uploading</w:t>
-                              </w:r>
-                              <w:r>
-                                <w:rPr>
-                                  <w:color w:val="AAB1BF"/>
-                                  <w:spacing w:val="-13"/>
-                                  <w:sz w:val="21"/>
-                                </w:rPr>
-                                <w:t xml:space="preserve"> </w:t>
-                              </w:r>
-                              <w:r>
-                                <w:rPr>
-                                  <w:color w:val="AAB1BF"/>
-                                  <w:sz w:val="21"/>
-                                  <w14:shadow w14:blurRad="0" w14:dist="50800" w14:dir="0" w14:sx="100000" w14:sy="100000" w14:kx="0" w14:ky="0" w14:algn="tl">
-                                    <w14:srgbClr w14:val="000000"/>
-                                  </w14:shadow>
-                                </w:rPr>
-                                <w:t>PHP)</w:t>
-                              </w:r>
-                              <w:r>
-                                <w:rPr>
-                                  <w:color w:val="AAB1BF"/>
-                                  <w:sz w:val="21"/>
-                                </w:rPr>
-                                <w:t xml:space="preserve"> </w:t>
-                              </w:r>
-                              <w:r>
-                                <w:rPr>
-                                  <w:color w:val="AAB1BF"/>
-                                  <w:sz w:val="21"/>
-                                  <w14:shadow w14:blurRad="0" w14:dist="50800" w14:dir="0" w14:sx="100000" w14:sy="100000" w14:kx="0" w14:ky="0" w14:algn="tl">
-                                    <w14:srgbClr w14:val="000000"/>
-                                  </w14:shadow>
-                                </w:rPr>
-                                <w:t>Content-Type:</w:t>
-                              </w:r>
-                              <w:r>
-                                <w:rPr>
-                                  <w:color w:val="AAB1BF"/>
-                                  <w:sz w:val="21"/>
-                                </w:rPr>
-                                <w:t xml:space="preserve"> </w:t>
-                              </w:r>
-                              <w:r>
-                                <w:rPr>
-                                  <w:color w:val="AAB1BF"/>
-                                  <w:sz w:val="21"/>
-                                  <w14:shadow w14:blurRad="0" w14:dist="50800" w14:dir="0" w14:sx="100000" w14:sy="100000" w14:kx="0" w14:ky="0" w14:algn="tl">
-                                    <w14:srgbClr w14:val="000000"/>
-                                  </w14:shadow>
-                                </w:rPr>
-                                <w:t>application/octet-stream</w:t>
-                              </w:r>
-                            </w:p>
-                            <w:p>
-                              <w:pPr>
-                                <w:spacing w:before="1"/>
-                                <w:ind w:left="219"/>
-                                <w:rPr>
-                                  <w:sz w:val="21"/>
-                                </w:rPr>
-                              </w:pPr>
-                              <w:r>
-                                <w:rPr>
-                                  <w:color w:val="AAB1BF"/>
-                                  <w:sz w:val="21"/>
-                                  <w14:shadow w14:blurRad="0" w14:dist="50800" w14:dir="0" w14:sx="100000" w14:sy="100000" w14:kx="0" w14:ky="0" w14:algn="tl">
-                                    <w14:srgbClr w14:val="000000"/>
-                                  </w14:shadow>
-                                </w:rPr>
-                                <w:t>Content-Type:</w:t>
-                              </w:r>
-                              <w:r>
-                                <w:rPr>
-                                  <w:color w:val="AAB1BF"/>
-                                  <w:spacing w:val="-12"/>
-                                  <w:sz w:val="21"/>
-                                </w:rPr>
-                                <w:t xml:space="preserve"> </w:t>
-                              </w:r>
-                              <w:r>
-                                <w:rPr>
-                                  <w:color w:val="AAB1BF"/>
-                                  <w:spacing w:val="-2"/>
-                                  <w:sz w:val="21"/>
-                                  <w14:shadow w14:blurRad="0" w14:dist="50800" w14:dir="0" w14:sx="100000" w14:sy="100000" w14:kx="0" w14:ky="0" w14:algn="tl">
-                                    <w14:srgbClr w14:val="000000"/>
-                                  </w14:shadow>
-                                </w:rPr>
-                                <w:t>text/plain</w:t>
-                              </w:r>
-                            </w:p>
-                          </w:txbxContent>
-                        </wps:txbx>
-                        <wps:bodyPr wrap="square" lIns="0" tIns="0" rIns="0" bIns="0" rtlCol="0">
-                          <a:noAutofit/>
-                        </wps:bodyPr>
-                      </wps:wsp>
-                    </wpg:wgp>
-                  </a:graphicData>
-                </a:graphic>
-              </wp:anchor>
-            </w:drawing>
-          </mc:Choice>
-          <mc:Fallback>
-            <w:pict>
-              <v:group id="Group 70" o:spid="_x0000_s1074" style="position:absolute;margin-left:39.6pt;margin-top:7.65pt;width:516.8pt;height:73.2pt;z-index:-15693824;mso-wrap-distance-left:0;mso-wrap-distance-right:0;mso-position-horizontal-relative:page" coordsize="65633,9296" o:gfxdata="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">
-                <v:shape id="Graphic 71" o:spid="_x0000_s1075" style="position:absolute;width:65633;height:9296;visibility:visible;mso-wrap-style:square;v-text-anchor:top" coordsize="6563359,929640" o:gfxdata="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" path="m6487109,929487r-6410909,l46543,923496,22321,907160,5989,882938,,853287,,76200,5989,46548,22321,22326,46543,5991,76200,,6487109,r29656,5991l6517297,6350r-6441097,l49019,11843,26816,26820,11841,49024,6350,76200r,777087l11841,880462r14975,22204l49019,917643r27181,5494l6517297,923137r-532,359l6487109,929487xem6517297,923137r-30188,l6514289,917643r22204,-14977l6551467,880462r5492,-27175l6556959,76200r-5492,-27176l6536493,26820,6514289,11843,6487109,6350r30188,l6540987,22326r16332,24222l6563309,76200r,777087l6557319,882938r-16332,24222l6517297,923137xe" fillcolor="black" stroked="f">
-                  <v:path arrowok="t"/>
-                </v:shape>
-                <v:shape id="Textbox 72" o:spid="_x0000_s1076" type="#_x0000_t202" style="position:absolute;width:65633;height:9296;visibility:visible;mso-wrap-style:square;v-text-anchor:top" o:gfxdata="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" filled="f" stroked="f">
-                  <v:textbox inset="0,0,0,0">
-                    <w:txbxContent>
-                      <w:p>
-                        <w:pPr>
-                          <w:spacing w:before="254" w:line="292" w:lineRule="auto"/>
-                          <w:ind w:left="219" w:right="5584"/>
-                          <w:rPr>
-                            <w:sz w:val="21"/>
-                          </w:rPr>
-                        </w:pPr>
-                        <w:r>
-                          <w:rPr>
-                            <w:color w:val="AAB1BF"/>
-                            <w:sz w:val="21"/>
-                            <w14:shadow w14:blurRad="0" w14:dist="50800" w14:dir="0" w14:sx="100000" w14:sy="100000" w14:kx="0" w14:ky="0" w14:algn="tl">
-                              <w14:srgbClr w14:val="000000"/>
-                            </w14:shadow>
-                          </w:rPr>
-                          <w:t>Content-Type:</w:t>
-                        </w:r>
-                        <w:r>
-                          <w:rPr>
-                            <w:color w:val="AAB1BF"/>
-                            <w:spacing w:val="-13"/>
-                            <w:sz w:val="21"/>
-                          </w:rPr>
-                          <w:t xml:space="preserve"> </w:t>
-                        </w:r>
-                        <w:r>
-                          <w:rPr>
-                            <w:color w:val="AAB1BF"/>
-                            <w:sz w:val="21"/>
-                            <w14:shadow w14:blurRad="0" w14:dist="50800" w14:dir="0" w14:sx="100000" w14:sy="100000" w14:kx="0" w14:ky="0" w14:algn="tl">
-                              <w14:srgbClr w14:val="000000"/>
-                            </w14:shadow>
-                          </w:rPr>
-                          <w:t>image/jpeg</w:t>
-                        </w:r>
-                        <w:r>
-                          <w:rPr>
-                            <w:color w:val="AAB1BF"/>
-                            <w:spacing w:val="-13"/>
-                            <w:sz w:val="21"/>
-                          </w:rPr>
-                          <w:t xml:space="preserve"> </w:t>
-                        </w:r>
-                        <w:r>
-                          <w:rPr>
-                            <w:color w:val="AAB1BF"/>
-                            <w:sz w:val="21"/>
-                            <w14:shadow w14:blurRad="0" w14:dist="50800" w14:dir="0" w14:sx="100000" w14:sy="100000" w14:kx="0" w14:ky="0" w14:algn="tl">
-                              <w14:srgbClr w14:val="000000"/>
-                            </w14:shadow>
-                          </w:rPr>
-                          <w:t>(while</w:t>
-                        </w:r>
-                        <w:r>
-                          <w:rPr>
-                            <w:color w:val="AAB1BF"/>
-                            <w:spacing w:val="-13"/>
-                            <w:sz w:val="21"/>
-                          </w:rPr>
-                          <w:t xml:space="preserve"> </w:t>
-                        </w:r>
-                        <w:r>
-                          <w:rPr>
-                            <w:color w:val="AAB1BF"/>
-                            <w:sz w:val="21"/>
-                            <w14:shadow w14:blurRad="0" w14:dist="50800" w14:dir="0" w14:sx="100000" w14:sy="100000" w14:kx="0" w14:ky="0" w14:algn="tl">
-                              <w14:srgbClr w14:val="000000"/>
-                            </w14:shadow>
-                          </w:rPr>
-                          <w:t>uploading</w:t>
-                        </w:r>
-                        <w:r>
-                          <w:rPr>
-                            <w:color w:val="AAB1BF"/>
-                            <w:spacing w:val="-13"/>
-                            <w:sz w:val="21"/>
-                          </w:rPr>
-                          <w:t xml:space="preserve"> </w:t>
-                        </w:r>
-                        <w:r>
-                          <w:rPr>
-                            <w:color w:val="AAB1BF"/>
-                            <w:sz w:val="21"/>
-                            <w14:shadow w14:blurRad="0" w14:dist="50800" w14:dir="0" w14:sx="100000" w14:sy="100000" w14:kx="0" w14:ky="0" w14:algn="tl">
-                              <w14:srgbClr w14:val="000000"/>
-                            </w14:shadow>
-                          </w:rPr>
-                          <w:t>PHP)</w:t>
-                        </w:r>
-                        <w:r>
-                          <w:rPr>
-                            <w:color w:val="AAB1BF"/>
-                            <w:sz w:val="21"/>
-                          </w:rPr>
-                          <w:t xml:space="preserve"> </w:t>
-                        </w:r>
-                        <w:r>
-                          <w:rPr>
-                            <w:color w:val="AAB1BF"/>
-                            <w:sz w:val="21"/>
-                            <w14:shadow w14:blurRad="0" w14:dist="50800" w14:dir="0" w14:sx="100000" w14:sy="100000" w14:kx="0" w14:ky="0" w14:algn="tl">
-                              <w14:srgbClr w14:val="000000"/>
-                            </w14:shadow>
-                          </w:rPr>
-                          <w:t>Content-Type:</w:t>
-                        </w:r>
-                        <w:r>
-                          <w:rPr>
-                            <w:color w:val="AAB1BF"/>
-                            <w:sz w:val="21"/>
-                          </w:rPr>
-                          <w:t xml:space="preserve"> </w:t>
-                        </w:r>
-                        <w:r>
-                          <w:rPr>
-                            <w:color w:val="AAB1BF"/>
-                            <w:sz w:val="21"/>
-                            <w14:shadow w14:blurRad="0" w14:dist="50800" w14:dir="0" w14:sx="100000" w14:sy="100000" w14:kx="0" w14:ky="0" w14:algn="tl">
-                              <w14:srgbClr w14:val="000000"/>
-                            </w14:shadow>
-                          </w:rPr>
-                          <w:t>application/octet-stream</w:t>
-                        </w:r>
-                      </w:p>
-                      <w:p>
-                        <w:pPr>
-                          <w:spacing w:before="1"/>
-                          <w:ind w:left="219"/>
-                          <w:rPr>
-                            <w:sz w:val="21"/>
-                          </w:rPr>
-                        </w:pPr>
-                        <w:r>
-                          <w:rPr>
-                            <w:color w:val="AAB1BF"/>
-                            <w:sz w:val="21"/>
-                            <w14:shadow w14:blurRad="0" w14:dist="50800" w14:dir="0" w14:sx="100000" w14:sy="100000" w14:kx="0" w14:ky="0" w14:algn="tl">
-                              <w14:srgbClr w14:val="000000"/>
-                            </w14:shadow>
-                          </w:rPr>
-                          <w:t>Content-Type:</w:t>
-                        </w:r>
-                        <w:r>
-                          <w:rPr>
-                            <w:color w:val="AAB1BF"/>
-                            <w:spacing w:val="-12"/>
-                            <w:sz w:val="21"/>
-                          </w:rPr>
-                          <w:t xml:space="preserve"> </w:t>
-                        </w:r>
-                        <w:r>
-                          <w:rPr>
-                            <w:color w:val="AAB1BF"/>
-                            <w:spacing w:val="-2"/>
-                            <w:sz w:val="21"/>
-                            <w14:shadow w14:blurRad="0" w14:dist="50800" w14:dir="0" w14:sx="100000" w14:sy="100000" w14:kx="0" w14:ky="0" w14:algn="tl">
-                              <w14:srgbClr w14:val="000000"/>
-                            </w14:shadow>
-                          </w:rPr>
-                          <w:t>text/plain</w:t>
-                        </w:r>
-                      </w:p>
-                    </w:txbxContent>
-                  </v:textbox>
-                </v:shape>
-                <w10:wrap type="topAndBottom" anchorx="page"/>
-              </v:group>
-            </w:pict>
-          </mc:Fallback>
-        </mc:AlternateContent>
-      </w:r>
-    </w:p>
-    <w:p>
-      <w:pPr>
-        <w:spacing w:before="298"/>
-        <w:ind w:left="83"/>
-        <w:rPr>
-          <w:rFonts w:ascii="Segoe UI Semibold"/>
-          <w:sz w:val="27"/>
-        </w:rPr>
-      </w:pPr>
-      <w:r>
-        <w:rPr>
-          <w:rFonts w:ascii="Segoe UI Semibold"/>
-          <w:sz w:val="27"/>
-        </w:rPr>
-        <w:t>Double</w:t>
-      </w:r>
-      <w:r>
-        <w:rPr>
-          <w:rFonts w:ascii="Segoe UI Semibold"/>
-          <w:spacing w:val="-1"/>
-          <w:sz w:val="27"/>
-        </w:rPr>
-        <w:t xml:space="preserve"> </w:t>
-      </w:r>
-      <w:r>
-        <w:rPr>
-          <w:rFonts w:ascii="Segoe UI Semibold"/>
-          <w:sz w:val="27"/>
-        </w:rPr>
-        <w:t>Extension</w:t>
-      </w:r>
-      <w:r>
-        <w:rPr>
-          <w:rFonts w:ascii="Segoe UI Semibold"/>
-          <w:spacing w:val="-1"/>
-          <w:sz w:val="27"/>
-        </w:rPr>
-        <w:t xml:space="preserve"> </w:t>
-      </w:r>
-      <w:r>
-        <w:rPr>
-          <w:rFonts w:ascii="Segoe UI Semibold"/>
-          <w:spacing w:val="-2"/>
-          <w:sz w:val="27"/>
-        </w:rPr>
-        <w:t>Techniques</w:t>
-      </w:r>
-    </w:p>
-    <w:p>
-      <w:pPr>
-        <w:pStyle w:val="BodyText"/>
-        <w:spacing w:before="9"/>
-        <w:ind w:left="0"/>
-        <w:rPr>
-          <w:rFonts w:ascii="Segoe UI Semibold"/>
-          <w:sz w:val="9"/>
-        </w:rPr>
-      </w:pPr>
-      <w:r>
-        <w:rPr>
-          <w:rFonts w:ascii="Segoe UI Semibold"/>
-          <w:noProof/>
-          <w:sz w:val="9"/>
-          <w:lang w:val="en-IN" w:eastAsia="en-IN"/>
-        </w:rPr>
-        <mc:AlternateContent>
-          <mc:Choice Requires="wpg">
-            <w:drawing>
-              <wp:anchor distT="0" distB="0" distL="0" distR="0" simplePos="0" relativeHeight="487623680" behindDoc="1" locked="0" layoutInCell="1" allowOverlap="1" wp14:anchorId="5BE35C08" wp14:editId="3C4E92AC">
-                <wp:simplePos x="0" y="0"/>
-                <wp:positionH relativeFrom="page">
-                  <wp:posOffset>502945</wp:posOffset>
-                </wp:positionH>
-                <wp:positionV relativeFrom="paragraph">
-                  <wp:posOffset>97078</wp:posOffset>
-                </wp:positionV>
-                <wp:extent cx="6563359" cy="1146175"/>
-                <wp:effectExtent l="0" t="0" r="0" b="0"/>
-                <wp:wrapTopAndBottom/>
-                <wp:docPr id="3" name="Group 3"/>
-                <wp:cNvGraphicFramePr>
-                  <a:graphicFrameLocks xmlns:a="http://schemas.openxmlformats.org/drawingml/2006/main"/>
-                </wp:cNvGraphicFramePr>
-                <a:graphic xmlns:a="http://schemas.openxmlformats.org/drawingml/2006/main">
-                  <a:graphicData uri="http://schemas.microsoft.com/office/word/2010/wordprocessingGroup">
-                    <wpg:wgp>
-                      <wpg:cNvGrpSpPr>
-                        <a:grpSpLocks/>
-                      </wpg:cNvGrpSpPr>
-                      <wpg:grpSpPr>
-                        <a:xfrm>
-                          <a:off x="0" y="0"/>
-                          <a:ext cx="6563359" cy="1146175"/>
-                          <a:chOff x="0" y="0"/>
-                          <a:chExt cx="6563359" cy="1146175"/>
-                        </a:xfrm>
-                      </wpg:grpSpPr>
-                      <wps:wsp>
-                        <wps:cNvPr id="4" name="Graphic 74"/>
-                        <wps:cNvSpPr/>
-                        <wps:spPr>
-                          <a:xfrm>
-                            <a:off x="0" y="0"/>
-                            <a:ext cx="6563359" cy="1146175"/>
-                          </a:xfrm>
-                          <a:custGeom>
-                            <a:avLst/>
-                            <a:gdLst/>
-                            <a:ahLst/>
-                            <a:cxnLst/>
-                            <a:rect l="l" t="t" r="r" b="b"/>
-                            <a:pathLst>
-                              <a:path w="6563359" h="1146175">
-                                <a:moveTo>
-                                  <a:pt x="6487109" y="1146175"/>
-                                </a:moveTo>
-                                <a:lnTo>
-                                  <a:pt x="76200" y="1146175"/>
-                                </a:lnTo>
-                                <a:lnTo>
-                                  <a:pt x="46543" y="1140183"/>
-                                </a:lnTo>
-                                <a:lnTo>
-                                  <a:pt x="22321" y="1123848"/>
-                                </a:lnTo>
-                                <a:lnTo>
-                                  <a:pt x="5989" y="1099626"/>
-                                </a:lnTo>
-                                <a:lnTo>
-                                  <a:pt x="0" y="1069975"/>
-                                </a:lnTo>
-                                <a:lnTo>
-                                  <a:pt x="0" y="76200"/>
-                                </a:lnTo>
-                                <a:lnTo>
-                                  <a:pt x="5989" y="46543"/>
-                                </a:lnTo>
-                                <a:lnTo>
-                                  <a:pt x="22321" y="22321"/>
-                                </a:lnTo>
-                                <a:lnTo>
-                                  <a:pt x="46543" y="5989"/>
-                                </a:lnTo>
-                                <a:lnTo>
-                                  <a:pt x="76200" y="0"/>
-                                </a:lnTo>
-                                <a:lnTo>
-                                  <a:pt x="6487109" y="0"/>
-                                </a:lnTo>
-                                <a:lnTo>
-                                  <a:pt x="6516765" y="5989"/>
-                                </a:lnTo>
-                                <a:lnTo>
-                                  <a:pt x="6517300" y="6350"/>
-                                </a:lnTo>
-                                <a:lnTo>
-                                  <a:pt x="76200" y="6350"/>
-                                </a:lnTo>
-                                <a:lnTo>
-                                  <a:pt x="49019" y="11843"/>
-                                </a:lnTo>
-                                <a:lnTo>
-                                  <a:pt x="26816" y="26820"/>
-                                </a:lnTo>
-                                <a:lnTo>
-                                  <a:pt x="11841" y="49024"/>
-                                </a:lnTo>
-                                <a:lnTo>
-                                  <a:pt x="6350" y="76200"/>
-                                </a:lnTo>
-                                <a:lnTo>
-                                  <a:pt x="6350" y="1069975"/>
-                                </a:lnTo>
-                                <a:lnTo>
-                                  <a:pt x="11841" y="1097150"/>
-                                </a:lnTo>
-                                <a:lnTo>
-                                  <a:pt x="26816" y="1119354"/>
-                                </a:lnTo>
-                                <a:lnTo>
-                                  <a:pt x="49019" y="1134331"/>
-                                </a:lnTo>
-                                <a:lnTo>
-                                  <a:pt x="76200" y="1139825"/>
-                                </a:lnTo>
-                                <a:lnTo>
-                                  <a:pt x="6517297" y="1139825"/>
-                                </a:lnTo>
-                                <a:lnTo>
-                                  <a:pt x="6516765" y="1140183"/>
-                                </a:lnTo>
-                                <a:lnTo>
-                                  <a:pt x="6487109" y="1146175"/>
-                                </a:lnTo>
-                                <a:close/>
-                              </a:path>
-                              <a:path w="6563359" h="1146175">
-                                <a:moveTo>
-                                  <a:pt x="6517297" y="1139825"/>
-                                </a:moveTo>
-                                <a:lnTo>
-                                  <a:pt x="6487109" y="1139825"/>
-                                </a:lnTo>
-                                <a:lnTo>
-                                  <a:pt x="6514289" y="1134331"/>
-                                </a:lnTo>
-                                <a:lnTo>
-                                  <a:pt x="6536493" y="1119354"/>
-                                </a:lnTo>
-                                <a:lnTo>
-                                  <a:pt x="6551467" y="1097150"/>
-                                </a:lnTo>
-                                <a:lnTo>
-                                  <a:pt x="6556959" y="1069975"/>
-                                </a:lnTo>
-                                <a:lnTo>
-                                  <a:pt x="6556959" y="76200"/>
-                                </a:lnTo>
-                                <a:lnTo>
-                                  <a:pt x="6551467" y="49024"/>
-                                </a:lnTo>
-                                <a:lnTo>
-                                  <a:pt x="6536493" y="26820"/>
-                                </a:lnTo>
-                                <a:lnTo>
-                                  <a:pt x="6514289" y="11843"/>
-                                </a:lnTo>
-                                <a:lnTo>
-                                  <a:pt x="6487109" y="6350"/>
-                                </a:lnTo>
-                                <a:lnTo>
-                                  <a:pt x="6517300" y="6350"/>
-                                </a:lnTo>
-                                <a:lnTo>
-                                  <a:pt x="6540987" y="22321"/>
-                                </a:lnTo>
-                                <a:lnTo>
-                                  <a:pt x="6557319" y="46543"/>
-                                </a:lnTo>
-                                <a:lnTo>
-                                  <a:pt x="6563309" y="76200"/>
-                                </a:lnTo>
-                                <a:lnTo>
-                                  <a:pt x="6563309" y="1069975"/>
-                                </a:lnTo>
-                                <a:lnTo>
-                                  <a:pt x="6557319" y="1099626"/>
-                                </a:lnTo>
-                                <a:lnTo>
-                                  <a:pt x="6540987" y="1123848"/>
-                                </a:lnTo>
-                                <a:lnTo>
-                                  <a:pt x="6517297" y="1139825"/>
-                                </a:lnTo>
-                                <a:close/>
-                              </a:path>
-                            </a:pathLst>
-                          </a:custGeom>
-                          <a:solidFill>
-                            <a:srgbClr val="000000"/>
-                          </a:solidFill>
-                        </wps:spPr>
-                        <wps:bodyPr wrap="square" lIns="0" tIns="0" rIns="0" bIns="0" rtlCol="0">
-                          <a:prstTxWarp prst="textNoShape">
-                            <a:avLst/>
-                          </a:prstTxWarp>
-                          <a:noAutofit/>
-                        </wps:bodyPr>
-                      </wps:wsp>
-                      <wps:wsp>
-                        <wps:cNvPr id="11" name="Textbox 75"/>
-                        <wps:cNvSpPr txBox="1"/>
-                        <wps:spPr>
-                          <a:xfrm>
-                            <a:off x="0" y="0"/>
-                            <a:ext cx="6563359" cy="1146175"/>
-                          </a:xfrm>
-                          <a:prstGeom prst="rect">
-                            <a:avLst/>
-                          </a:prstGeom>
-                        </wps:spPr>
-                        <wps:txbx>
-                          <w:txbxContent>
-                            <w:p>
-                              <w:pPr>
-                                <w:spacing w:before="254" w:line="292" w:lineRule="auto"/>
-                                <w:ind w:left="219" w:right="7840"/>
-                                <w:rPr>
-                                  <w:sz w:val="21"/>
-                                </w:rPr>
-                              </w:pPr>
-                              <w:r>
-                                <w:rPr>
-                                  <w:color w:val="AAB1BF"/>
-                                  <w:spacing w:val="-2"/>
-                                  <w:sz w:val="21"/>
-                                  <w14:shadow w14:blurRad="0" w14:dist="50800" w14:dir="0" w14:sx="100000" w14:sy="100000" w14:kx="0" w14:ky="0" w14:algn="tl">
-                                    <w14:srgbClr w14:val="000000"/>
-                                  </w14:shadow>
-                                </w:rPr>
-                                <w:t>shell.php.jpg</w:t>
-                              </w:r>
-                              <w:r>
-                                <w:rPr>
-                                  <w:color w:val="AAB1BF"/>
-                                  <w:spacing w:val="-2"/>
-                                  <w:sz w:val="21"/>
-                                </w:rPr>
-                                <w:t xml:space="preserve"> </w:t>
-                              </w:r>
-                              <w:proofErr w:type="spellStart"/>
-                              <w:r>
-                                <w:rPr>
-                                  <w:color w:val="AAB1BF"/>
-                                  <w:spacing w:val="-2"/>
-                                  <w:sz w:val="21"/>
-                                  <w14:shadow w14:blurRad="0" w14:dist="50800" w14:dir="0" w14:sx="100000" w14:sy="100000" w14:kx="0" w14:ky="0" w14:algn="tl">
-                                    <w14:srgbClr w14:val="000000"/>
-                                  </w14:shadow>
-                                </w:rPr>
-                                <w:t>shell.jpg.php</w:t>
-                              </w:r>
-                              <w:proofErr w:type="spellEnd"/>
-                              <w:r>
-                                <w:rPr>
-                                  <w:color w:val="AAB1BF"/>
-                                  <w:spacing w:val="-2"/>
-                                  <w:sz w:val="21"/>
-                                </w:rPr>
-                                <w:t xml:space="preserve"> </w:t>
-                              </w:r>
-                              <w:r>
-                                <w:rPr>
-                                  <w:color w:val="AAB1BF"/>
-                                  <w:spacing w:val="-2"/>
-                                  <w:sz w:val="21"/>
-                                  <w14:shadow w14:blurRad="0" w14:dist="50800" w14:dir="0" w14:sx="100000" w14:sy="100000" w14:kx="0" w14:ky="0" w14:algn="tl">
-                                    <w14:srgbClr w14:val="000000"/>
-                                  </w14:shadow>
-                                </w:rPr>
-                                <w:t>shell.php%00.jpg</w:t>
-                              </w:r>
-                              <w:r>
-                                <w:rPr>
-                                  <w:color w:val="AAB1BF"/>
-                                  <w:spacing w:val="-2"/>
-                                  <w:sz w:val="21"/>
-                                </w:rPr>
-                                <w:t xml:space="preserve"> </w:t>
-                              </w:r>
-                              <w:r>
-                                <w:rPr>
-                                  <w:color w:val="AAB1BF"/>
-                                  <w:spacing w:val="-2"/>
-                                  <w:sz w:val="21"/>
-                                  <w14:shadow w14:blurRad="0" w14:dist="50800" w14:dir="0" w14:sx="100000" w14:sy="100000" w14:kx="0" w14:ky="0" w14:algn="tl">
-                                    <w14:srgbClr w14:val="000000"/>
-                                  </w14:shadow>
-                                </w:rPr>
-                                <w:t>shell.php</w:t>
-                              </w:r>
-                              <w:proofErr w:type="gramStart"/>
-                              <w:r>
-                                <w:rPr>
-                                  <w:color w:val="AAB1BF"/>
-                                  <w:spacing w:val="-2"/>
-                                  <w:sz w:val="21"/>
-                                  <w14:shadow w14:blurRad="0" w14:dist="50800" w14:dir="0" w14:sx="100000" w14:sy="100000" w14:kx="0" w14:ky="0" w14:algn="tl">
-                                    <w14:srgbClr w14:val="000000"/>
-                                  </w14:shadow>
-                                </w:rPr>
-                                <w:t>;.</w:t>
-                              </w:r>
-                              <w:proofErr w:type="gramEnd"/>
-                              <w:r>
-                                <w:rPr>
-                                  <w:color w:val="AAB1BF"/>
-                                  <w:spacing w:val="-2"/>
-                                  <w:sz w:val="21"/>
-                                  <w14:shadow w14:blurRad="0" w14:dist="50800" w14:dir="0" w14:sx="100000" w14:sy="100000" w14:kx="0" w14:ky="0" w14:algn="tl">
-                                    <w14:srgbClr w14:val="000000"/>
-                                  </w14:shadow>
-                                </w:rPr>
-                                <w:t>jpg</w:t>
-                              </w:r>
-                            </w:p>
-                          </w:txbxContent>
-                        </wps:txbx>
-                        <wps:bodyPr wrap="square" lIns="0" tIns="0" rIns="0" bIns="0" rtlCol="0">
-                          <a:noAutofit/>
-                        </wps:bodyPr>
-                      </wps:wsp>
-                    </wpg:wgp>
-                  </a:graphicData>
-                </a:graphic>
-              </wp:anchor>
-            </w:drawing>
-          </mc:Choice>
-          <mc:Fallback>
-            <w:pict>
-              <v:group id="Group 59" o:spid="_x0000_s1077" style="position:absolute;margin-left:39.6pt;margin-top:7.65pt;width:516.8pt;height:90.25pt;z-index:-15692800;mso-wrap-distance-left:0;mso-wrap-distance-right:0;mso-position-horizontal-relative:page" coordsize="65633,11461" o:gfxdata="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">
-                <v:shape id="Graphic 74" o:spid="_x0000_s1078" style="position:absolute;width:65633;height:11461;visibility:visible;mso-wrap-style:square;v-text-anchor:top" coordsize="6563359,1146175" o:gfxdata="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" path="m6487109,1146175r-6410909,l46543,1140183,22321,1123848,5989,1099626,,1069975,,76200,5989,46543,22321,22321,46543,5989,76200,,6487109,r29656,5989l6517300,6350r-6441100,l49019,11843,26816,26820,11841,49024,6350,76200r,993775l11841,1097150r14975,22204l49019,1134331r27181,5494l6517297,1139825r-532,358l6487109,1146175xem6517297,1139825r-30188,l6514289,1134331r22204,-14977l6551467,1097150r5492,-27175l6556959,76200r-5492,-27176l6536493,26820,6514289,11843,6487109,6350r30191,l6540987,22321r16332,24222l6563309,76200r,993775l6557319,1099626r-16332,24222l6517297,1139825xe" fillcolor="black" stroked="f">
-                  <v:path arrowok="t"/>
-                </v:shape>
-                <v:shape id="Textbox 75" o:spid="_x0000_s1079" type="#_x0000_t202" style="position:absolute;width:65633;height:11461;visibility:visible;mso-wrap-style:square;v-text-anchor:top" o:gfxdata="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" filled="f" stroked="f">
-                  <v:textbox inset="0,0,0,0">
-                    <w:txbxContent>
-                      <w:p>
-                        <w:pPr>
-                          <w:spacing w:before="254" w:line="292" w:lineRule="auto"/>
-                          <w:ind w:left="219" w:right="7840"/>
-                          <w:rPr>
-                            <w:sz w:val="21"/>
-                          </w:rPr>
-                        </w:pPr>
-                        <w:r>
-                          <w:rPr>
-                            <w:color w:val="AAB1BF"/>
-                            <w:spacing w:val="-2"/>
-                            <w:sz w:val="21"/>
-                            <w14:shadow w14:blurRad="0" w14:dist="50800" w14:dir="0" w14:sx="100000" w14:sy="100000" w14:kx="0" w14:ky="0" w14:algn="tl">
-                              <w14:srgbClr w14:val="000000"/>
-                            </w14:shadow>
-                          </w:rPr>
-                          <w:t>shell.php.jpg</w:t>
-                        </w:r>
-                        <w:r>
-                          <w:rPr>
-                            <w:color w:val="AAB1BF"/>
-                            <w:spacing w:val="-2"/>
-                            <w:sz w:val="21"/>
-                          </w:rPr>
-                          <w:t xml:space="preserve"> </w:t>
-                        </w:r>
-                        <w:proofErr w:type="spellStart"/>
-                        <w:r>
-                          <w:rPr>
-                            <w:color w:val="AAB1BF"/>
-                            <w:spacing w:val="-2"/>
-                            <w:sz w:val="21"/>
-                            <w14:shadow w14:blurRad="0" w14:dist="50800" w14:dir="0" w14:sx="100000" w14:sy="100000" w14:kx="0" w14:ky="0" w14:algn="tl">
-                              <w14:srgbClr w14:val="000000"/>
-                            </w14:shadow>
-                          </w:rPr>
-                          <w:t>shell.jpg.php</w:t>
-                        </w:r>
-                        <w:proofErr w:type="spellEnd"/>
-                        <w:r>
-                          <w:rPr>
-                            <w:color w:val="AAB1BF"/>
-                            <w:spacing w:val="-2"/>
-                            <w:sz w:val="21"/>
-                          </w:rPr>
-                          <w:t xml:space="preserve"> </w:t>
-                        </w:r>
-                        <w:r>
-                          <w:rPr>
-                            <w:color w:val="AAB1BF"/>
-                            <w:spacing w:val="-2"/>
-                            <w:sz w:val="21"/>
-                            <w14:shadow w14:blurRad="0" w14:dist="50800" w14:dir="0" w14:sx="100000" w14:sy="100000" w14:kx="0" w14:ky="0" w14:algn="tl">
-                              <w14:srgbClr w14:val="000000"/>
-                            </w14:shadow>
-                          </w:rPr>
-                          <w:t>shell.php%00.jpg</w:t>
-                        </w:r>
-                        <w:r>
-                          <w:rPr>
-                            <w:color w:val="AAB1BF"/>
-                            <w:spacing w:val="-2"/>
-                            <w:sz w:val="21"/>
-                          </w:rPr>
-                          <w:t xml:space="preserve"> </w:t>
-                        </w:r>
-                        <w:r>
-                          <w:rPr>
-                            <w:color w:val="AAB1BF"/>
-                            <w:spacing w:val="-2"/>
-                            <w:sz w:val="21"/>
-                            <w14:shadow w14:blurRad="0" w14:dist="50800" w14:dir="0" w14:sx="100000" w14:sy="100000" w14:kx="0" w14:ky="0" w14:algn="tl">
-                              <w14:srgbClr w14:val="000000"/>
-                            </w14:shadow>
-                          </w:rPr>
-                          <w:t>shell.php</w:t>
-                        </w:r>
-                        <w:proofErr w:type="gramStart"/>
-                        <w:r>
-                          <w:rPr>
-                            <w:color w:val="AAB1BF"/>
-                            <w:spacing w:val="-2"/>
-                            <w:sz w:val="21"/>
-                            <w14:shadow w14:blurRad="0" w14:dist="50800" w14:dir="0" w14:sx="100000" w14:sy="100000" w14:kx="0" w14:ky="0" w14:algn="tl">
-                              <w14:srgbClr w14:val="000000"/>
-                            </w14:shadow>
-                          </w:rPr>
-                          <w:t>;.</w:t>
-                        </w:r>
-                        <w:proofErr w:type="gramEnd"/>
-                        <w:r>
-                          <w:rPr>
-                            <w:color w:val="AAB1BF"/>
-                            <w:spacing w:val="-2"/>
-                            <w:sz w:val="21"/>
-                            <w14:shadow w14:blurRad="0" w14:dist="50800" w14:dir="0" w14:sx="100000" w14:sy="100000" w14:kx="0" w14:ky="0" w14:algn="tl">
-                              <w14:srgbClr w14:val="000000"/>
-                            </w14:shadow>
-                          </w:rPr>
-                          <w:t>jpg</w:t>
-                        </w:r>
-                      </w:p>
-                    </w:txbxContent>
-                  </v:textbox>
-                </v:shape>
-                <w10:wrap type="topAndBottom" anchorx="page"/>
-              </v:group>
-            </w:pict>
-          </mc:Fallback>
-        </mc:AlternateContent>
-      </w:r>
-      <w:r>
-        <w:rPr>
-          <w:rFonts w:ascii="Segoe UI Semibold"/>
-          <w:noProof/>
-          <w:sz w:val="9"/>
-          <w:lang w:val="en-IN" w:eastAsia="en-IN"/>
-        </w:rPr>
-        <mc:AlternateContent>
-          <mc:Choice Requires="wps">
-            <w:drawing>
-              <wp:anchor distT="0" distB="0" distL="0" distR="0" simplePos="0" relativeHeight="487624704" behindDoc="1" locked="0" layoutInCell="1" allowOverlap="1" wp14:anchorId="2D5D9C50" wp14:editId="7B427C01">
-                <wp:simplePos x="0" y="0"/>
-                <wp:positionH relativeFrom="page">
-                  <wp:posOffset>502945</wp:posOffset>
-                </wp:positionH>
-                <wp:positionV relativeFrom="paragraph">
-                  <wp:posOffset>1452803</wp:posOffset>
-                </wp:positionV>
-                <wp:extent cx="6563995" cy="6350"/>
-                <wp:effectExtent l="0" t="0" r="0" b="0"/>
-                <wp:wrapTopAndBottom/>
-                <wp:docPr id="76" name="Graphic 76"/>
-                <wp:cNvGraphicFramePr>
-                  <a:graphicFrameLocks xmlns:a="http://schemas.openxmlformats.org/drawingml/2006/main"/>
-                </wp:cNvGraphicFramePr>
-                <a:graphic xmlns:a="http://schemas.openxmlformats.org/drawingml/2006/main">
-                  <a:graphicData uri="http://schemas.microsoft.com/office/word/2010/wordprocessingShape">
-                    <wps:wsp>
-                      <wps:cNvSpPr>
-                        <a:spLocks/>
-                      </wps:cNvSpPr>
-                      <wps:spPr>
-                        <a:xfrm>
-                          <a:off x="0" y="0"/>
-                          <a:ext cx="6563995" cy="6350"/>
-                        </a:xfrm>
-                        <a:custGeom>
-                          <a:avLst/>
-                          <a:gdLst/>
-                          <a:ahLst/>
-                          <a:cxnLst/>
-                          <a:rect l="l" t="t" r="r" b="b"/>
-                          <a:pathLst>
-                            <a:path w="6563995" h="6350">
-                              <a:moveTo>
-                                <a:pt x="6563372" y="6350"/>
-                              </a:moveTo>
-                              <a:lnTo>
-                                <a:pt x="0" y="6350"/>
-                              </a:lnTo>
-                              <a:lnTo>
-                                <a:pt x="0" y="0"/>
-                              </a:lnTo>
-                              <a:lnTo>
-                                <a:pt x="6563372" y="0"/>
-                              </a:lnTo>
-                              <a:lnTo>
-                                <a:pt x="6563372" y="6350"/>
-                              </a:lnTo>
-                              <a:close/>
-                            </a:path>
-                          </a:pathLst>
-                        </a:custGeom>
-                        <a:solidFill>
-                          <a:srgbClr val="000000"/>
-                        </a:solidFill>
-                      </wps:spPr>
-                      <wps:bodyPr wrap="square" lIns="0" tIns="0" rIns="0" bIns="0" rtlCol="0">
-                        <a:prstTxWarp prst="textNoShape">
-                          <a:avLst/>
-                        </a:prstTxWarp>
-                        <a:noAutofit/>
-                      </wps:bodyPr>
-                    </wps:wsp>
-                  </a:graphicData>
-                </a:graphic>
-              </wp:anchor>
-            </w:drawing>
-          </mc:Choice>
-          <mc:Fallback>
-            <w:pict>
-              <v:shape id="Graphic 76" o:spid="_x0000_s1026" style="position:absolute;margin-left:39.6pt;margin-top:114.4pt;width:516.85pt;height:.5pt;z-index:-15691776;visibility:visible;mso-wrap-style:square;mso-wrap-distance-left:0;mso-wrap-distance-top:0;mso-wrap-distance-right:0;mso-wrap-distance-bottom:0;mso-position-horizontal:absolute;mso-position-horizontal-relative:page;mso-position-vertical:absolute;mso-position-vertical-relative:text;v-text-anchor:top" coordsize="6563995,6350" o:gfxdata="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" path="m6563372,6350l,6350,,,6563372,r,6350xe" fillcolor="black" stroked="f">
-                <v:path arrowok="t"/>
-                <w10:wrap type="topAndBottom" anchorx="page"/>
-              </v:shape>
-            </w:pict>
-          </mc:Fallback>
-        </mc:AlternateContent>
-      </w:r>
-    </w:p>
-    <w:p>
-      <w:pPr>
         <w:pStyle w:val="BodyText"/>
         <w:spacing w:before="39"/>
         <w:ind w:left="0"/>
@@ -24100,15 +22167,7 @@
         <w:rPr>
           <w:sz w:val="24"/>
         </w:rPr>
-        <w:t>patc</w:t>
-      </w:r>
-      <w:bookmarkStart w:id="5" w:name="_GoBack"/>
-      <w:bookmarkEnd w:id="5"/>
-      <w:r>
-        <w:rPr>
-          <w:sz w:val="24"/>
-        </w:rPr>
-        <w:t xml:space="preserve">h management challenges at </w:t>
+        <w:t xml:space="preserve">patch management challenges at </w:t>
       </w:r>
       <w:r>
         <w:rPr>
@@ -24666,7 +22725,7 @@
               </wp:anchor>
             </w:drawing>
           </mc:Choice>
-          <mc:Fallback xmlns:pic="http://schemas.openxmlformats.org/drawingml/2006/picture" xmlns:a="http://schemas.openxmlformats.org/drawingml/2006/main" xmlns:ve="http://schemas.openxmlformats.org/markup-compatibility/2006">
+          <mc:Fallback xmlns:ve="http://schemas.openxmlformats.org/markup-compatibility/2006" xmlns:a="http://schemas.openxmlformats.org/drawingml/2006/main" xmlns:pic="http://schemas.openxmlformats.org/drawingml/2006/picture">
             <w:pict>
               <v:line style="position:absolute;mso-position-horizontal-relative:page;mso-position-vertical-relative:paragraph;z-index:-15984640" from="510pt,18.673641pt" to="513pt,18.673641pt" stroked="true" strokeweight=".5pt" strokecolor="#000000">
                 <v:stroke dashstyle="solid"/>
@@ -25032,7 +23091,7 @@
               </wp:anchor>
             </w:drawing>
           </mc:Choice>
-          <mc:Fallback xmlns:pic="http://schemas.openxmlformats.org/drawingml/2006/picture" xmlns:a="http://schemas.openxmlformats.org/drawingml/2006/main" xmlns:ve="http://schemas.openxmlformats.org/markup-compatibility/2006">
+          <mc:Fallback xmlns:ve="http://schemas.openxmlformats.org/markup-compatibility/2006" xmlns:a="http://schemas.openxmlformats.org/drawingml/2006/main" xmlns:pic="http://schemas.openxmlformats.org/drawingml/2006/picture">
             <w:pict>
               <v:line style="position:absolute;mso-position-horizontal-relative:page;mso-position-vertical-relative:paragraph;z-index:15747072" from="494.5pt,18.696453pt" to="497.5pt,18.696453pt" stroked="true" strokeweight=".5pt" strokecolor="#000000">
                 <v:stroke dashstyle="solid"/>
@@ -25717,7 +23776,7 @@
               </wp:anchor>
             </w:drawing>
           </mc:Choice>
-          <mc:Fallback xmlns:pic="http://schemas.openxmlformats.org/drawingml/2006/picture" xmlns:a="http://schemas.openxmlformats.org/drawingml/2006/main" xmlns:ve="http://schemas.openxmlformats.org/markup-compatibility/2006">
+          <mc:Fallback xmlns:ve="http://schemas.openxmlformats.org/markup-compatibility/2006" xmlns:a="http://schemas.openxmlformats.org/drawingml/2006/main" xmlns:pic="http://schemas.openxmlformats.org/drawingml/2006/picture">
             <w:pict>
               <v:rect style="position:absolute;margin-left:39.602001pt;margin-top:14.564953pt;width:516.8010pt;height:.5pt;mso-position-horizontal-relative:page;mso-position-vertical-relative:paragraph;z-index:-15711232;mso-wrap-distance-left:0;mso-wrap-distance-right:0" id="docshape80" filled="true" fillcolor="#000000" stroked="false">
                 <v:fill type="solid"/>
@@ -28568,7 +26627,7 @@
 </file>
 
 <file path=customXml/itemProps1.xml><?xml version="1.0" encoding="utf-8"?>
-<ds:datastoreItem xmlns:ds="http://schemas.openxmlformats.org/officeDocument/2006/customXml" ds:itemID="{0ED73533-EAE7-48D0-94B8-FB03B5C7FB5A}">
+<ds:datastoreItem xmlns:ds="http://schemas.openxmlformats.org/officeDocument/2006/customXml" ds:itemID="{8F55CDE1-D7FF-4F7C-925E-D8D7F2AF2D38}">
   <ds:schemaRefs>
     <ds:schemaRef ds:uri="http://schemas.openxmlformats.org/officeDocument/2006/bibliography"/>
   </ds:schemaRefs>
